--- a/public/assets/files/niestacjonarne/PRO.docx
+++ b/public/assets/files/niestacjonarne/PRO.docx
@@ -523,6 +523,7 @@
                 <w:i w:val="0"/>
                 <w:sz w:val="22"/>
               </w:rPr>
+              <w:t>I</w:t>
             </w:r>
           </w:p>
         </w:tc>
@@ -560,6 +561,7 @@
                 <w:i w:val="0"/>
                 <w:sz w:val="22"/>
               </w:rPr>
+              <w:t>obligatoryjny</w:t>
             </w:r>
           </w:p>
         </w:tc>

--- a/public/assets/files/niestacjonarne/PRO.docx
+++ b/public/assets/files/niestacjonarne/PRO.docx
@@ -681,12 +681,22 @@
         <w:tblW w:w="5000" w:type="pct"/>
       </w:tblPr>
       <w:tblGrid>
-        <w:gridCol w:w="9972"/>
+        <w:gridCol w:w="997"/>
+        <w:gridCol w:w="997"/>
+        <w:gridCol w:w="997"/>
+        <w:gridCol w:w="997"/>
+        <w:gridCol w:w="997"/>
+        <w:gridCol w:w="997"/>
+        <w:gridCol w:w="997"/>
+        <w:gridCol w:w="997"/>
+        <w:gridCol w:w="997"/>
+        <w:gridCol w:w="997"/>
       </w:tblGrid>
       <w:tr>
         <w:tc>
           <w:tcPr>
-            <w:tcW w:type="dxa" w:w="9972"/>
+            <w:tcW w:type="dxa" w:w="9970"/>
+            <w:gridSpan w:val="10"/>
             <w:shd w:val="clear" w:color="auto" w:fill="D9D9D9"/>
           </w:tcPr>
           <w:p>
@@ -705,31 +715,34 @@
           </w:p>
         </w:tc>
       </w:tr>
-    </w:tbl>
-    <w:tbl>
-      <w:tblPr>
-        <w:tblW w:type="auto" w:w="0"/>
-        <w:tblLook w:firstColumn="1" w:firstRow="1" w:lastColumn="0" w:lastRow="0" w:noHBand="0" w:noVBand="1" w:val="04A0"/>
-        <w:tblBorders>
-          <w:top w:val="single" w:sz="4" w:space="0" w:color="000000"/>
-          <w:left w:val="single" w:sz="4" w:space="0" w:color="000000"/>
-          <w:bottom w:val="single" w:sz="4" w:space="0" w:color="000000"/>
-          <w:right w:val="single" w:sz="4" w:space="0" w:color="000000"/>
-          <w:insideH w:val="single" w:sz="4" w:space="0" w:color="000000"/>
-          <w:insideV w:val="single" w:sz="4" w:space="0" w:color="000000"/>
-        </w:tblBorders>
-        <w:tblW w:w="5000" w:type="pct"/>
-      </w:tblPr>
-      <w:tblGrid>
-        <w:gridCol w:w="2493"/>
-        <w:gridCol w:w="2493"/>
-        <w:gridCol w:w="2493"/>
-        <w:gridCol w:w="2493"/>
-      </w:tblGrid>
       <w:tr>
         <w:tc>
           <w:tcPr>
-            <w:tcW w:type="dxa" w:w="2493"/>
+            <w:tcW w:type="dxa" w:w="9970"/>
+            <w:gridSpan w:val="10"/>
+            <w:shd w:val="clear" w:color="auto" w:fill="D9D9D9"/>
+          </w:tcPr>
+          <w:p>
+            <w:pPr>
+              <w:spacing w:before="20" w:after="20"/>
+            </w:pPr>
+            <w:r>
+              <w:rPr>
+                <w:rFonts w:ascii="Aptos" w:hAnsi="Aptos"/>
+                <w:b w:val="0"/>
+                <w:i w:val="0"/>
+                <w:sz w:val="16"/>
+              </w:rPr>
+              <w:t>Wymiar godzinowy (liczba godzin w semestrze)</w:t>
+            </w:r>
+          </w:p>
+        </w:tc>
+      </w:tr>
+      <w:tr>
+        <w:tc>
+          <w:tcPr>
+            <w:tcW w:type="dxa" w:w="1994"/>
+            <w:gridSpan w:val="2"/>
             <w:shd w:val="clear" w:color="auto" w:fill="D9D9D9"/>
           </w:tcPr>
           <w:p>
@@ -749,7 +762,8 @@
         </w:tc>
         <w:tc>
           <w:tcPr>
-            <w:tcW w:type="dxa" w:w="2493"/>
+            <w:tcW w:type="dxa" w:w="2991"/>
+            <w:gridSpan w:val="3"/>
             <w:shd w:val="clear" w:color="auto" w:fill="D9D9D9"/>
           </w:tcPr>
           <w:p>
@@ -769,7 +783,8 @@
         </w:tc>
         <w:tc>
           <w:tcPr>
-            <w:tcW w:type="dxa" w:w="2493"/>
+            <w:tcW w:type="dxa" w:w="2991"/>
+            <w:gridSpan w:val="3"/>
             <w:shd w:val="clear" w:color="auto" w:fill="D9D9D9"/>
           </w:tcPr>
           <w:p>
@@ -789,7 +804,8 @@
         </w:tc>
         <w:tc>
           <w:tcPr>
-            <w:tcW w:type="dxa" w:w="2493"/>
+            <w:tcW w:type="dxa" w:w="1994"/>
+            <w:gridSpan w:val="2"/>
             <w:shd w:val="clear" w:color="auto" w:fill="D9D9D9"/>
           </w:tcPr>
           <w:p>
@@ -811,7 +827,8 @@
       <w:tr>
         <w:tc>
           <w:tcPr>
-            <w:tcW w:type="dxa" w:w="2493"/>
+            <w:tcW w:type="dxa" w:w="1994"/>
+            <w:gridSpan w:val="2"/>
           </w:tcPr>
           <w:p>
             <w:pPr>
@@ -830,7 +847,8 @@
         </w:tc>
         <w:tc>
           <w:tcPr>
-            <w:tcW w:type="dxa" w:w="2493"/>
+            <w:tcW w:type="dxa" w:w="2991"/>
+            <w:gridSpan w:val="3"/>
           </w:tcPr>
           <w:p>
             <w:pPr>
@@ -849,7 +867,8 @@
         </w:tc>
         <w:tc>
           <w:tcPr>
-            <w:tcW w:type="dxa" w:w="2493"/>
+            <w:tcW w:type="dxa" w:w="2991"/>
+            <w:gridSpan w:val="3"/>
           </w:tcPr>
           <w:p>
             <w:pPr>
@@ -868,7 +887,8 @@
         </w:tc>
         <w:tc>
           <w:tcPr>
-            <w:tcW w:type="dxa" w:w="2493"/>
+            <w:tcW w:type="dxa" w:w="1994"/>
+            <w:gridSpan w:val="2"/>
           </w:tcPr>
           <w:p>
             <w:pPr>
@@ -886,30 +906,34 @@
           </w:p>
         </w:tc>
       </w:tr>
-    </w:tbl>
-    <w:tbl>
-      <w:tblPr>
-        <w:tblW w:type="auto" w:w="0"/>
-        <w:tblLook w:firstColumn="1" w:firstRow="1" w:lastColumn="0" w:lastRow="0" w:noHBand="0" w:noVBand="1" w:val="04A0"/>
-        <w:tblBorders>
-          <w:top w:val="single" w:sz="4" w:space="0" w:color="000000"/>
-          <w:left w:val="single" w:sz="4" w:space="0" w:color="000000"/>
-          <w:bottom w:val="single" w:sz="4" w:space="0" w:color="000000"/>
-          <w:right w:val="single" w:sz="4" w:space="0" w:color="000000"/>
-          <w:insideH w:val="single" w:sz="4" w:space="0" w:color="000000"/>
-          <w:insideV w:val="single" w:sz="4" w:space="0" w:color="000000"/>
-        </w:tblBorders>
-        <w:tblW w:w="5000" w:type="pct"/>
-      </w:tblPr>
-      <w:tblGrid>
-        <w:gridCol w:w="3324"/>
-        <w:gridCol w:w="3324"/>
-        <w:gridCol w:w="3324"/>
-      </w:tblGrid>
       <w:tr>
         <w:tc>
           <w:tcPr>
-            <w:tcW w:type="dxa" w:w="3324"/>
+            <w:tcW w:type="dxa" w:w="9970"/>
+            <w:gridSpan w:val="10"/>
+            <w:shd w:val="clear" w:color="auto" w:fill="D9D9D9"/>
+          </w:tcPr>
+          <w:p>
+            <w:pPr>
+              <w:spacing w:before="20" w:after="20"/>
+            </w:pPr>
+            <w:r>
+              <w:rPr>
+                <w:rFonts w:ascii="Aptos" w:hAnsi="Aptos"/>
+                <w:b/>
+                <w:i w:val="0"/>
+                <w:sz w:val="22"/>
+              </w:rPr>
+              <w:t>Bilans ECTS</w:t>
+            </w:r>
+          </w:p>
+        </w:tc>
+      </w:tr>
+      <w:tr>
+        <w:tc>
+          <w:tcPr>
+            <w:tcW w:type="dxa" w:w="4985"/>
+            <w:gridSpan w:val="5"/>
             <w:shd w:val="clear" w:color="auto" w:fill="D9D9D9"/>
           </w:tcPr>
           <w:p>
@@ -929,7 +953,8 @@
         </w:tc>
         <w:tc>
           <w:tcPr>
-            <w:tcW w:type="dxa" w:w="3324"/>
+            <w:tcW w:type="dxa" w:w="2991"/>
+            <w:gridSpan w:val="3"/>
             <w:shd w:val="clear" w:color="auto" w:fill="D9D9D9"/>
           </w:tcPr>
           <w:p>
@@ -949,7 +974,8 @@
         </w:tc>
         <w:tc>
           <w:tcPr>
-            <w:tcW w:type="dxa" w:w="3324"/>
+            <w:tcW w:type="dxa" w:w="1994"/>
+            <w:gridSpan w:val="2"/>
             <w:shd w:val="clear" w:color="auto" w:fill="D9D9D9"/>
           </w:tcPr>
           <w:p>
@@ -971,7 +997,8 @@
       <w:tr>
         <w:tc>
           <w:tcPr>
-            <w:tcW w:type="dxa" w:w="3324"/>
+            <w:tcW w:type="dxa" w:w="4985"/>
+            <w:gridSpan w:val="5"/>
           </w:tcPr>
           <w:p>
             <w:pPr>
@@ -990,7 +1017,8 @@
         </w:tc>
         <w:tc>
           <w:tcPr>
-            <w:tcW w:type="dxa" w:w="3324"/>
+            <w:tcW w:type="dxa" w:w="2991"/>
+            <w:gridSpan w:val="3"/>
           </w:tcPr>
           <w:p>
             <w:pPr>
@@ -1009,7 +1037,8 @@
         </w:tc>
         <w:tc>
           <w:tcPr>
-            <w:tcW w:type="dxa" w:w="3324"/>
+            <w:tcW w:type="dxa" w:w="1994"/>
+            <w:gridSpan w:val="2"/>
           </w:tcPr>
           <w:p>
             <w:pPr>
@@ -1030,7 +1059,8 @@
       <w:tr>
         <w:tc>
           <w:tcPr>
-            <w:tcW w:type="dxa" w:w="3324"/>
+            <w:tcW w:type="dxa" w:w="4985"/>
+            <w:gridSpan w:val="5"/>
           </w:tcPr>
           <w:p>
             <w:pPr>
@@ -1049,7 +1079,8 @@
         </w:tc>
         <w:tc>
           <w:tcPr>
-            <w:tcW w:type="dxa" w:w="3324"/>
+            <w:tcW w:type="dxa" w:w="2991"/>
+            <w:gridSpan w:val="3"/>
           </w:tcPr>
           <w:p>
             <w:pPr>
@@ -1068,7 +1099,8 @@
         </w:tc>
         <w:tc>
           <w:tcPr>
-            <w:tcW w:type="dxa" w:w="3324"/>
+            <w:tcW w:type="dxa" w:w="1994"/>
+            <w:gridSpan w:val="2"/>
           </w:tcPr>
           <w:p>
             <w:pPr>
@@ -1089,7 +1121,29 @@
       <w:tr>
         <w:tc>
           <w:tcPr>
-            <w:tcW w:type="dxa" w:w="3324"/>
+            <w:tcW w:type="dxa" w:w="4985"/>
+            <w:gridSpan w:val="5"/>
+            <w:shd w:val="clear" w:color="auto" w:fill="D9D9D9"/>
+          </w:tcPr>
+          <w:p>
+            <w:pPr>
+              <w:spacing w:before="20" w:after="20"/>
+            </w:pPr>
+            <w:r>
+              <w:rPr>
+                <w:rFonts w:ascii="Aptos" w:hAnsi="Aptos"/>
+                <w:b/>
+                <w:i w:val="0"/>
+                <w:sz w:val="16"/>
+              </w:rPr>
+              <w:t>Opis samodzielnej pracy studenta</w:t>
+            </w:r>
+          </w:p>
+        </w:tc>
+        <w:tc>
+          <w:tcPr>
+            <w:tcW w:type="dxa" w:w="4985"/>
+            <w:gridSpan w:val="5"/>
           </w:tcPr>
           <w:p>
             <w:pPr>
@@ -1102,45 +1156,6 @@
                 <w:i w:val="0"/>
                 <w:sz w:val="22"/>
               </w:rPr>
-              <w:t>Suma</w:t>
-            </w:r>
-          </w:p>
-        </w:tc>
-        <w:tc>
-          <w:tcPr>
-            <w:tcW w:type="dxa" w:w="3324"/>
-          </w:tcPr>
-          <w:p>
-            <w:pPr>
-              <w:spacing w:before="20" w:after="20"/>
-            </w:pPr>
-            <w:r>
-              <w:rPr>
-                <w:rFonts w:ascii="Aptos" w:hAnsi="Aptos"/>
-                <w:b w:val="0"/>
-                <w:i w:val="0"/>
-                <w:sz w:val="22"/>
-              </w:rPr>
-              <w:t>125</w:t>
-            </w:r>
-          </w:p>
-        </w:tc>
-        <w:tc>
-          <w:tcPr>
-            <w:tcW w:type="dxa" w:w="3324"/>
-          </w:tcPr>
-          <w:p>
-            <w:pPr>
-              <w:spacing w:before="20" w:after="20"/>
-            </w:pPr>
-            <w:r>
-              <w:rPr>
-                <w:rFonts w:ascii="Aptos" w:hAnsi="Aptos"/>
-                <w:b w:val="0"/>
-                <w:i w:val="0"/>
-                <w:sz w:val="22"/>
-              </w:rPr>
-              <w:t>3</w:t>
             </w:r>
           </w:p>
         </w:tc>
@@ -1429,7 +1444,7 @@
                 <w:rFonts w:ascii="Aptos" w:hAnsi="Aptos"/>
                 <w:sz w:val="22"/>
               </w:rPr>
-              <w:t>☐ Zaliczenie z oceną</w:t>
+              <w:t>☑ Zaliczenie z oceną</w:t>
             </w:r>
           </w:p>
           <w:p>
@@ -2146,14 +2161,14 @@
         <w:tblW w:w="5000" w:type="pct"/>
       </w:tblPr>
       <w:tblGrid>
-        <w:gridCol w:w="3324"/>
-        <w:gridCol w:w="3324"/>
-        <w:gridCol w:w="3324"/>
+        <w:gridCol w:w="680"/>
+        <w:gridCol w:w="4536"/>
+        <w:gridCol w:w="4252"/>
       </w:tblGrid>
       <w:tr>
         <w:tc>
           <w:tcPr>
-            <w:tcW w:type="dxa" w:w="9972"/>
+            <w:tcW w:type="dxa" w:w="9468"/>
             <w:gridSpan w:val="3"/>
             <w:shd w:val="clear" w:color="auto" w:fill="D9D9D9"/>
           </w:tcPr>
@@ -2176,7 +2191,7 @@
       <w:tr>
         <w:tc>
           <w:tcPr>
-            <w:tcW w:type="dxa" w:w="3324"/>
+            <w:tcW w:type="dxa" w:w="680"/>
             <w:shd w:val="clear" w:color="auto" w:fill="D9D9D9"/>
           </w:tcPr>
           <w:p>
@@ -2196,7 +2211,7 @@
         </w:tc>
         <w:tc>
           <w:tcPr>
-            <w:tcW w:type="dxa" w:w="3324"/>
+            <w:tcW w:type="dxa" w:w="4536"/>
             <w:shd w:val="clear" w:color="auto" w:fill="D9D9D9"/>
           </w:tcPr>
           <w:p>
@@ -2216,7 +2231,7 @@
         </w:tc>
         <w:tc>
           <w:tcPr>
-            <w:tcW w:type="dxa" w:w="3324"/>
+            <w:tcW w:type="dxa" w:w="4252"/>
             <w:shd w:val="clear" w:color="auto" w:fill="D9D9D9"/>
           </w:tcPr>
           <w:p>
@@ -2238,7 +2253,7 @@
       <w:tr>
         <w:tc>
           <w:tcPr>
-            <w:tcW w:type="dxa" w:w="3324"/>
+            <w:tcW w:type="dxa" w:w="680"/>
           </w:tcPr>
           <w:p>
             <w:pPr>
@@ -2257,7 +2272,7 @@
         </w:tc>
         <w:tc>
           <w:tcPr>
-            <w:tcW w:type="dxa" w:w="3324"/>
+            <w:tcW w:type="dxa" w:w="4536"/>
           </w:tcPr>
           <w:p>
             <w:pPr>
@@ -2276,7 +2291,7 @@
         </w:tc>
         <w:tc>
           <w:tcPr>
-            <w:tcW w:type="dxa" w:w="3324"/>
+            <w:tcW w:type="dxa" w:w="4252"/>
           </w:tcPr>
           <w:p>
             <w:pPr>
@@ -2296,7 +2311,7 @@
       <w:tr>
         <w:tc>
           <w:tcPr>
-            <w:tcW w:type="dxa" w:w="3324"/>
+            <w:tcW w:type="dxa" w:w="680"/>
           </w:tcPr>
           <w:p>
             <w:pPr>
@@ -2315,7 +2330,7 @@
         </w:tc>
         <w:tc>
           <w:tcPr>
-            <w:tcW w:type="dxa" w:w="3324"/>
+            <w:tcW w:type="dxa" w:w="4536"/>
           </w:tcPr>
           <w:p>
             <w:pPr>
@@ -2334,7 +2349,7 @@
         </w:tc>
         <w:tc>
           <w:tcPr>
-            <w:tcW w:type="dxa" w:w="3324"/>
+            <w:tcW w:type="dxa" w:w="4252"/>
           </w:tcPr>
           <w:p>
             <w:pPr>
@@ -2354,7 +2369,7 @@
       <w:tr>
         <w:tc>
           <w:tcPr>
-            <w:tcW w:type="dxa" w:w="3324"/>
+            <w:tcW w:type="dxa" w:w="680"/>
           </w:tcPr>
           <w:p>
             <w:pPr>
@@ -2373,7 +2388,7 @@
         </w:tc>
         <w:tc>
           <w:tcPr>
-            <w:tcW w:type="dxa" w:w="3324"/>
+            <w:tcW w:type="dxa" w:w="4536"/>
           </w:tcPr>
           <w:p>
             <w:pPr>
@@ -2392,7 +2407,7 @@
         </w:tc>
         <w:tc>
           <w:tcPr>
-            <w:tcW w:type="dxa" w:w="3324"/>
+            <w:tcW w:type="dxa" w:w="4252"/>
           </w:tcPr>
           <w:p>
             <w:pPr>
@@ -2412,7 +2427,7 @@
       <w:tr>
         <w:tc>
           <w:tcPr>
-            <w:tcW w:type="dxa" w:w="3324"/>
+            <w:tcW w:type="dxa" w:w="680"/>
           </w:tcPr>
           <w:p>
             <w:pPr>
@@ -2431,7 +2446,7 @@
         </w:tc>
         <w:tc>
           <w:tcPr>
-            <w:tcW w:type="dxa" w:w="3324"/>
+            <w:tcW w:type="dxa" w:w="4536"/>
           </w:tcPr>
           <w:p>
             <w:pPr>
@@ -2450,7 +2465,7 @@
         </w:tc>
         <w:tc>
           <w:tcPr>
-            <w:tcW w:type="dxa" w:w="3324"/>
+            <w:tcW w:type="dxa" w:w="4252"/>
           </w:tcPr>
           <w:p>
             <w:pPr>
@@ -2470,7 +2485,7 @@
       <w:tr>
         <w:tc>
           <w:tcPr>
-            <w:tcW w:type="dxa" w:w="3324"/>
+            <w:tcW w:type="dxa" w:w="680"/>
           </w:tcPr>
           <w:p>
             <w:pPr>
@@ -2489,7 +2504,7 @@
         </w:tc>
         <w:tc>
           <w:tcPr>
-            <w:tcW w:type="dxa" w:w="3324"/>
+            <w:tcW w:type="dxa" w:w="4536"/>
           </w:tcPr>
           <w:p>
             <w:pPr>
@@ -2508,7 +2523,7 @@
         </w:tc>
         <w:tc>
           <w:tcPr>
-            <w:tcW w:type="dxa" w:w="3324"/>
+            <w:tcW w:type="dxa" w:w="4252"/>
           </w:tcPr>
           <w:p>
             <w:pPr>
@@ -2528,7 +2543,7 @@
       <w:tr>
         <w:tc>
           <w:tcPr>
-            <w:tcW w:type="dxa" w:w="3324"/>
+            <w:tcW w:type="dxa" w:w="680"/>
           </w:tcPr>
           <w:p>
             <w:pPr>
@@ -2547,7 +2562,7 @@
         </w:tc>
         <w:tc>
           <w:tcPr>
-            <w:tcW w:type="dxa" w:w="3324"/>
+            <w:tcW w:type="dxa" w:w="4536"/>
           </w:tcPr>
           <w:p>
             <w:pPr>
@@ -2566,7 +2581,7 @@
         </w:tc>
         <w:tc>
           <w:tcPr>
-            <w:tcW w:type="dxa" w:w="3324"/>
+            <w:tcW w:type="dxa" w:w="4252"/>
           </w:tcPr>
           <w:p>
             <w:pPr>
@@ -2586,7 +2601,7 @@
       <w:tr>
         <w:tc>
           <w:tcPr>
-            <w:tcW w:type="dxa" w:w="3324"/>
+            <w:tcW w:type="dxa" w:w="680"/>
           </w:tcPr>
           <w:p>
             <w:pPr>
@@ -2605,7 +2620,7 @@
         </w:tc>
         <w:tc>
           <w:tcPr>
-            <w:tcW w:type="dxa" w:w="3324"/>
+            <w:tcW w:type="dxa" w:w="4536"/>
           </w:tcPr>
           <w:p>
             <w:pPr>
@@ -2624,7 +2639,7 @@
         </w:tc>
         <w:tc>
           <w:tcPr>
-            <w:tcW w:type="dxa" w:w="3324"/>
+            <w:tcW w:type="dxa" w:w="4252"/>
           </w:tcPr>
           <w:p>
             <w:pPr>
@@ -2644,7 +2659,7 @@
       <w:tr>
         <w:tc>
           <w:tcPr>
-            <w:tcW w:type="dxa" w:w="3324"/>
+            <w:tcW w:type="dxa" w:w="680"/>
           </w:tcPr>
           <w:p>
             <w:pPr>
@@ -2663,7 +2678,7 @@
         </w:tc>
         <w:tc>
           <w:tcPr>
-            <w:tcW w:type="dxa" w:w="3324"/>
+            <w:tcW w:type="dxa" w:w="4536"/>
           </w:tcPr>
           <w:p>
             <w:pPr>
@@ -2682,7 +2697,7 @@
         </w:tc>
         <w:tc>
           <w:tcPr>
-            <w:tcW w:type="dxa" w:w="3324"/>
+            <w:tcW w:type="dxa" w:w="4252"/>
           </w:tcPr>
           <w:p>
             <w:pPr>
@@ -2702,7 +2717,7 @@
       <w:tr>
         <w:tc>
           <w:tcPr>
-            <w:tcW w:type="dxa" w:w="3324"/>
+            <w:tcW w:type="dxa" w:w="680"/>
           </w:tcPr>
           <w:p>
             <w:pPr>
@@ -2721,7 +2736,7 @@
         </w:tc>
         <w:tc>
           <w:tcPr>
-            <w:tcW w:type="dxa" w:w="3324"/>
+            <w:tcW w:type="dxa" w:w="4536"/>
           </w:tcPr>
           <w:p>
             <w:pPr>
@@ -2740,7 +2755,7 @@
         </w:tc>
         <w:tc>
           <w:tcPr>
-            <w:tcW w:type="dxa" w:w="3324"/>
+            <w:tcW w:type="dxa" w:w="4252"/>
           </w:tcPr>
           <w:p>
             <w:pPr>
@@ -2760,7 +2775,7 @@
       <w:tr>
         <w:tc>
           <w:tcPr>
-            <w:tcW w:type="dxa" w:w="3324"/>
+            <w:tcW w:type="dxa" w:w="680"/>
           </w:tcPr>
           <w:p>
             <w:pPr>
@@ -2779,7 +2794,7 @@
         </w:tc>
         <w:tc>
           <w:tcPr>
-            <w:tcW w:type="dxa" w:w="3324"/>
+            <w:tcW w:type="dxa" w:w="4536"/>
           </w:tcPr>
           <w:p>
             <w:pPr>
@@ -2798,7 +2813,7 @@
         </w:tc>
         <w:tc>
           <w:tcPr>
-            <w:tcW w:type="dxa" w:w="3324"/>
+            <w:tcW w:type="dxa" w:w="4252"/>
           </w:tcPr>
           <w:p>
             <w:pPr>
@@ -2818,7 +2833,7 @@
       <w:tr>
         <w:tc>
           <w:tcPr>
-            <w:tcW w:type="dxa" w:w="3324"/>
+            <w:tcW w:type="dxa" w:w="680"/>
           </w:tcPr>
           <w:p>
             <w:pPr>
@@ -2837,7 +2852,7 @@
         </w:tc>
         <w:tc>
           <w:tcPr>
-            <w:tcW w:type="dxa" w:w="3324"/>
+            <w:tcW w:type="dxa" w:w="4536"/>
           </w:tcPr>
           <w:p>
             <w:pPr>
@@ -2856,7 +2871,7 @@
         </w:tc>
         <w:tc>
           <w:tcPr>
-            <w:tcW w:type="dxa" w:w="3324"/>
+            <w:tcW w:type="dxa" w:w="4252"/>
           </w:tcPr>
           <w:p>
             <w:pPr>
@@ -2876,7 +2891,7 @@
       <w:tr>
         <w:tc>
           <w:tcPr>
-            <w:tcW w:type="dxa" w:w="3324"/>
+            <w:tcW w:type="dxa" w:w="680"/>
           </w:tcPr>
           <w:p>
             <w:pPr>
@@ -2895,7 +2910,7 @@
         </w:tc>
         <w:tc>
           <w:tcPr>
-            <w:tcW w:type="dxa" w:w="3324"/>
+            <w:tcW w:type="dxa" w:w="4536"/>
           </w:tcPr>
           <w:p>
             <w:pPr>
@@ -2914,7 +2929,7 @@
         </w:tc>
         <w:tc>
           <w:tcPr>
-            <w:tcW w:type="dxa" w:w="3324"/>
+            <w:tcW w:type="dxa" w:w="4252"/>
           </w:tcPr>
           <w:p>
             <w:pPr>
@@ -2934,7 +2949,7 @@
       <w:tr>
         <w:tc>
           <w:tcPr>
-            <w:tcW w:type="dxa" w:w="3324"/>
+            <w:tcW w:type="dxa" w:w="680"/>
           </w:tcPr>
           <w:p>
             <w:pPr>
@@ -2953,7 +2968,7 @@
         </w:tc>
         <w:tc>
           <w:tcPr>
-            <w:tcW w:type="dxa" w:w="3324"/>
+            <w:tcW w:type="dxa" w:w="4536"/>
           </w:tcPr>
           <w:p>
             <w:pPr>
@@ -2972,7 +2987,7 @@
         </w:tc>
         <w:tc>
           <w:tcPr>
-            <w:tcW w:type="dxa" w:w="3324"/>
+            <w:tcW w:type="dxa" w:w="4252"/>
           </w:tcPr>
           <w:p>
             <w:pPr>
@@ -2992,7 +3007,7 @@
       <w:tr>
         <w:tc>
           <w:tcPr>
-            <w:tcW w:type="dxa" w:w="3324"/>
+            <w:tcW w:type="dxa" w:w="680"/>
           </w:tcPr>
           <w:p>
             <w:pPr>
@@ -3011,7 +3026,7 @@
         </w:tc>
         <w:tc>
           <w:tcPr>
-            <w:tcW w:type="dxa" w:w="3324"/>
+            <w:tcW w:type="dxa" w:w="4536"/>
           </w:tcPr>
           <w:p>
             <w:pPr>
@@ -3030,7 +3045,7 @@
         </w:tc>
         <w:tc>
           <w:tcPr>
-            <w:tcW w:type="dxa" w:w="3324"/>
+            <w:tcW w:type="dxa" w:w="4252"/>
           </w:tcPr>
           <w:p>
             <w:pPr>
@@ -3050,7 +3065,7 @@
       <w:tr>
         <w:tc>
           <w:tcPr>
-            <w:tcW w:type="dxa" w:w="3324"/>
+            <w:tcW w:type="dxa" w:w="680"/>
           </w:tcPr>
           <w:p>
             <w:pPr>
@@ -3069,7 +3084,7 @@
         </w:tc>
         <w:tc>
           <w:tcPr>
-            <w:tcW w:type="dxa" w:w="3324"/>
+            <w:tcW w:type="dxa" w:w="4536"/>
           </w:tcPr>
           <w:p>
             <w:pPr>
@@ -3088,7 +3103,7 @@
         </w:tc>
         <w:tc>
           <w:tcPr>
-            <w:tcW w:type="dxa" w:w="3324"/>
+            <w:tcW w:type="dxa" w:w="4252"/>
           </w:tcPr>
           <w:p>
             <w:pPr>
@@ -3108,7 +3123,7 @@
       <w:tr>
         <w:tc>
           <w:tcPr>
-            <w:tcW w:type="dxa" w:w="3324"/>
+            <w:tcW w:type="dxa" w:w="680"/>
           </w:tcPr>
           <w:p>
             <w:pPr>
@@ -3127,7 +3142,7 @@
         </w:tc>
         <w:tc>
           <w:tcPr>
-            <w:tcW w:type="dxa" w:w="3324"/>
+            <w:tcW w:type="dxa" w:w="4536"/>
           </w:tcPr>
           <w:p>
             <w:pPr>
@@ -3146,7 +3161,7 @@
         </w:tc>
         <w:tc>
           <w:tcPr>
-            <w:tcW w:type="dxa" w:w="3324"/>
+            <w:tcW w:type="dxa" w:w="4252"/>
           </w:tcPr>
           <w:p>
             <w:pPr>
@@ -3166,7 +3181,7 @@
       <w:tr>
         <w:tc>
           <w:tcPr>
-            <w:tcW w:type="dxa" w:w="3324"/>
+            <w:tcW w:type="dxa" w:w="680"/>
           </w:tcPr>
           <w:p>
             <w:pPr>
@@ -3185,7 +3200,7 @@
         </w:tc>
         <w:tc>
           <w:tcPr>
-            <w:tcW w:type="dxa" w:w="3324"/>
+            <w:tcW w:type="dxa" w:w="4536"/>
           </w:tcPr>
           <w:p>
             <w:pPr>
@@ -3204,7 +3219,7 @@
         </w:tc>
         <w:tc>
           <w:tcPr>
-            <w:tcW w:type="dxa" w:w="3324"/>
+            <w:tcW w:type="dxa" w:w="4252"/>
           </w:tcPr>
           <w:p>
             <w:pPr>
@@ -3682,6 +3697,7 @@
                 <w:i w:val="0"/>
                 <w:sz w:val="22"/>
               </w:rPr>
+              <w:t>Wykład (powiązany treściami z przedmiotem BYT):; dokumentowanie produktów projektowych; burza mózgów; praca grupowa nad projektem z wykorzystaniem nowoczesnych technik i narzędzi informatycznych; Kryteria oceny; prezentacja projektu i dokumentacji; obrona projektu; raport z wykonanego zadania; ocena sporządzonego dokumentu: szablony dokumentów, raporty; ocena sporządzonego oprogramowania: weryfikacja powstałych komponentów oraz produktu końcowego; ocena doboru i wykonania rozwiązań projektowych i powiązanej dokumentacji; Uwaga: Ocena na podstawie oceny produktu realizowanego projektu oraz ocen częściowych, otrzymywanych za wykonanie udokumentowanych komponentów projektowych</w:t>
             </w:r>
           </w:p>
         </w:tc>
@@ -3740,6 +3756,7 @@
                 <w:i w:val="0"/>
                 <w:sz w:val="22"/>
               </w:rPr>
+              <w:t>Wykład (powiązany treściami z przedmiotem BYT):; dokumentowanie produktów projektowych; burza mózgów; praca grupowa nad projektem z wykorzystaniem nowoczesnych technik i narzędzi informatycznych; Kryteria oceny; prezentacja projektu i dokumentacji; obrona projektu; raport z wykonanego zadania; ocena sporządzonego dokumentu: szablony dokumentów, raporty; ocena sporządzonego oprogramowania: weryfikacja powstałych komponentów oraz produktu końcowego; ocena doboru i wykonania rozwiązań projektowych i powiązanej dokumentacji; Uwaga: Ocena na podstawie oceny produktu realizowanego projektu oraz ocen częściowych, otrzymywanych za wykonanie udokumentowanych komponentów projektowych</w:t>
             </w:r>
           </w:p>
         </w:tc>
@@ -3798,6 +3815,7 @@
                 <w:i w:val="0"/>
                 <w:sz w:val="22"/>
               </w:rPr>
+              <w:t>Wykład (powiązany treściami z przedmiotem BYT):; dokumentowanie produktów projektowych; burza mózgów; praca grupowa nad projektem z wykorzystaniem nowoczesnych technik i narzędzi informatycznych; Kryteria oceny; prezentacja projektu i dokumentacji; obrona projektu; raport z wykonanego zadania; ocena sporządzonego dokumentu: szablony dokumentów, raporty; ocena sporządzonego oprogramowania: weryfikacja powstałych komponentów oraz produktu końcowego; ocena doboru i wykonania rozwiązań projektowych i powiązanej dokumentacji; Uwaga: Ocena na podstawie oceny produktu realizowanego projektu oraz ocen częściowych, otrzymywanych za wykonanie udokumentowanych komponentów projektowych</w:t>
             </w:r>
           </w:p>
         </w:tc>
@@ -3856,6 +3874,7 @@
                 <w:i w:val="0"/>
                 <w:sz w:val="22"/>
               </w:rPr>
+              <w:t>Wykład (powiązany treściami z przedmiotem BYT):; dokumentowanie produktów projektowych; burza mózgów; praca grupowa nad projektem z wykorzystaniem nowoczesnych technik i narzędzi informatycznych; Kryteria oceny; prezentacja projektu i dokumentacji; obrona projektu; raport z wykonanego zadania; ocena sporządzonego dokumentu: szablony dokumentów, raporty; ocena sporządzonego oprogramowania: weryfikacja powstałych komponentów oraz produktu końcowego; ocena doboru i wykonania rozwiązań projektowych i powiązanej dokumentacji; Uwaga: Ocena na podstawie oceny produktu realizowanego projektu oraz ocen częściowych, otrzymywanych za wykonanie udokumentowanych komponentów projektowych</w:t>
             </w:r>
           </w:p>
         </w:tc>
@@ -4019,6 +4038,7 @@
                 <w:i w:val="0"/>
                 <w:sz w:val="22"/>
               </w:rPr>
+              <w:t>Wykład (powiązany treściami z przedmiotem BYT):; dokumentowanie produktów projektowych; burza mózgów; praca grupowa nad projektem z wykorzystaniem nowoczesnych technik i narzędzi informatycznych; Kryteria oceny; prezentacja projektu i dokumentacji; obrona projektu; raport z wykonanego zadania; ocena sporządzonego dokumentu: szablony dokumentów, raporty; ocena sporządzonego oprogramowania: weryfikacja powstałych komponentów oraz produktu końcowego; ocena doboru i wykonania rozwiązań projektowych i powiązanej dokumentacji; Uwaga: Ocena na podstawie oceny produktu realizowanego projektu oraz ocen częściowych, otrzymywanych za wykonanie udokumentowanych komponentów projektowych</w:t>
             </w:r>
           </w:p>
         </w:tc>
@@ -4077,6 +4097,7 @@
                 <w:i w:val="0"/>
                 <w:sz w:val="22"/>
               </w:rPr>
+              <w:t>Wykład (powiązany treściami z przedmiotem BYT):; dokumentowanie produktów projektowych; burza mózgów; praca grupowa nad projektem z wykorzystaniem nowoczesnych technik i narzędzi informatycznych; Kryteria oceny; prezentacja projektu i dokumentacji; obrona projektu; raport z wykonanego zadania; ocena sporządzonego dokumentu: szablony dokumentów, raporty; ocena sporządzonego oprogramowania: weryfikacja powstałych komponentów oraz produktu końcowego; ocena doboru i wykonania rozwiązań projektowych i powiązanej dokumentacji; Uwaga: Ocena na podstawie oceny produktu realizowanego projektu oraz ocen częściowych, otrzymywanych za wykonanie udokumentowanych komponentów projektowych</w:t>
             </w:r>
           </w:p>
         </w:tc>
@@ -4135,6 +4156,7 @@
                 <w:i w:val="0"/>
                 <w:sz w:val="22"/>
               </w:rPr>
+              <w:t>Wykład (powiązany treściami z przedmiotem BYT):; dokumentowanie produktów projektowych; burza mózgów; praca grupowa nad projektem z wykorzystaniem nowoczesnych technik i narzędzi informatycznych; Kryteria oceny; prezentacja projektu i dokumentacji; obrona projektu; raport z wykonanego zadania; ocena sporządzonego dokumentu: szablony dokumentów, raporty; ocena sporządzonego oprogramowania: weryfikacja powstałych komponentów oraz produktu końcowego; ocena doboru i wykonania rozwiązań projektowych i powiązanej dokumentacji; Uwaga: Ocena na podstawie oceny produktu realizowanego projektu oraz ocen częściowych, otrzymywanych za wykonanie udokumentowanych komponentów projektowych</w:t>
             </w:r>
           </w:p>
         </w:tc>
@@ -4193,6 +4215,7 @@
                 <w:i w:val="0"/>
                 <w:sz w:val="22"/>
               </w:rPr>
+              <w:t>Wykład (powiązany treściami z przedmiotem BYT):; dokumentowanie produktów projektowych; burza mózgów; praca grupowa nad projektem z wykorzystaniem nowoczesnych technik i narzędzi informatycznych; Kryteria oceny; prezentacja projektu i dokumentacji; obrona projektu; raport z wykonanego zadania; ocena sporządzonego dokumentu: szablony dokumentów, raporty; ocena sporządzonego oprogramowania: weryfikacja powstałych komponentów oraz produktu końcowego; ocena doboru i wykonania rozwiązań projektowych i powiązanej dokumentacji; Uwaga: Ocena na podstawie oceny produktu realizowanego projektu oraz ocen częściowych, otrzymywanych za wykonanie udokumentowanych komponentów projektowych</w:t>
             </w:r>
           </w:p>
         </w:tc>
@@ -4251,6 +4274,7 @@
                 <w:i w:val="0"/>
                 <w:sz w:val="22"/>
               </w:rPr>
+              <w:t>Wykład (powiązany treściami z przedmiotem BYT):; dokumentowanie produktów projektowych; burza mózgów; praca grupowa nad projektem z wykorzystaniem nowoczesnych technik i narzędzi informatycznych; Kryteria oceny; prezentacja projektu i dokumentacji; obrona projektu; raport z wykonanego zadania; ocena sporządzonego dokumentu: szablony dokumentów, raporty; ocena sporządzonego oprogramowania: weryfikacja powstałych komponentów oraz produktu końcowego; ocena doboru i wykonania rozwiązań projektowych i powiązanej dokumentacji; Uwaga: Ocena na podstawie oceny produktu realizowanego projektu oraz ocen częściowych, otrzymywanych za wykonanie udokumentowanych komponentów projektowych</w:t>
             </w:r>
           </w:p>
         </w:tc>
@@ -4309,6 +4333,7 @@
                 <w:i w:val="0"/>
                 <w:sz w:val="22"/>
               </w:rPr>
+              <w:t>Wykład (powiązany treściami z przedmiotem BYT):; dokumentowanie produktów projektowych; burza mózgów; praca grupowa nad projektem z wykorzystaniem nowoczesnych technik i narzędzi informatycznych; Kryteria oceny; prezentacja projektu i dokumentacji; obrona projektu; raport z wykonanego zadania; ocena sporządzonego dokumentu: szablony dokumentów, raporty; ocena sporządzonego oprogramowania: weryfikacja powstałych komponentów oraz produktu końcowego; ocena doboru i wykonania rozwiązań projektowych i powiązanej dokumentacji; Uwaga: Ocena na podstawie oceny produktu realizowanego projektu oraz ocen częściowych, otrzymywanych za wykonanie udokumentowanych komponentów projektowych</w:t>
             </w:r>
           </w:p>
         </w:tc>
@@ -4367,6 +4392,7 @@
                 <w:i w:val="0"/>
                 <w:sz w:val="22"/>
               </w:rPr>
+              <w:t>Wykład (powiązany treściami z przedmiotem BYT):; dokumentowanie produktów projektowych; burza mózgów; praca grupowa nad projektem z wykorzystaniem nowoczesnych technik i narzędzi informatycznych; Kryteria oceny; prezentacja projektu i dokumentacji; obrona projektu; raport z wykonanego zadania; ocena sporządzonego dokumentu: szablony dokumentów, raporty; ocena sporządzonego oprogramowania: weryfikacja powstałych komponentów oraz produktu końcowego; ocena doboru i wykonania rozwiązań projektowych i powiązanej dokumentacji; Uwaga: Ocena na podstawie oceny produktu realizowanego projektu oraz ocen częściowych, otrzymywanych za wykonanie udokumentowanych komponentów projektowych</w:t>
             </w:r>
           </w:p>
         </w:tc>
@@ -4425,6 +4451,7 @@
                 <w:i w:val="0"/>
                 <w:sz w:val="22"/>
               </w:rPr>
+              <w:t>Wykład (powiązany treściami z przedmiotem BYT):; dokumentowanie produktów projektowych; burza mózgów; praca grupowa nad projektem z wykorzystaniem nowoczesnych technik i narzędzi informatycznych; Kryteria oceny; prezentacja projektu i dokumentacji; obrona projektu; raport z wykonanego zadania; ocena sporządzonego dokumentu: szablony dokumentów, raporty; ocena sporządzonego oprogramowania: weryfikacja powstałych komponentów oraz produktu końcowego; ocena doboru i wykonania rozwiązań projektowych i powiązanej dokumentacji; Uwaga: Ocena na podstawie oceny produktu realizowanego projektu oraz ocen częściowych, otrzymywanych za wykonanie udokumentowanych komponentów projektowych</w:t>
             </w:r>
           </w:p>
         </w:tc>
@@ -4483,6 +4510,7 @@
                 <w:i w:val="0"/>
                 <w:sz w:val="22"/>
               </w:rPr>
+              <w:t>Wykład (powiązany treściami z przedmiotem BYT):; dokumentowanie produktów projektowych; burza mózgów; praca grupowa nad projektem z wykorzystaniem nowoczesnych technik i narzędzi informatycznych; Kryteria oceny; prezentacja projektu i dokumentacji; obrona projektu; raport z wykonanego zadania; ocena sporządzonego dokumentu: szablony dokumentów, raporty; ocena sporządzonego oprogramowania: weryfikacja powstałych komponentów oraz produktu końcowego; ocena doboru i wykonania rozwiązań projektowych i powiązanej dokumentacji; Uwaga: Ocena na podstawie oceny produktu realizowanego projektu oraz ocen częściowych, otrzymywanych za wykonanie udokumentowanych komponentów projektowych</w:t>
             </w:r>
           </w:p>
         </w:tc>
@@ -4541,6 +4569,7 @@
                 <w:i w:val="0"/>
                 <w:sz w:val="22"/>
               </w:rPr>
+              <w:t>Wykład (powiązany treściami z przedmiotem BYT):; dokumentowanie produktów projektowych; burza mózgów; praca grupowa nad projektem z wykorzystaniem nowoczesnych technik i narzędzi informatycznych; Kryteria oceny; prezentacja projektu i dokumentacji; obrona projektu; raport z wykonanego zadania; ocena sporządzonego dokumentu: szablony dokumentów, raporty; ocena sporządzonego oprogramowania: weryfikacja powstałych komponentów oraz produktu końcowego; ocena doboru i wykonania rozwiązań projektowych i powiązanej dokumentacji; Uwaga: Ocena na podstawie oceny produktu realizowanego projektu oraz ocen częściowych, otrzymywanych za wykonanie udokumentowanych komponentów projektowych</w:t>
             </w:r>
           </w:p>
         </w:tc>
@@ -4599,6 +4628,7 @@
                 <w:i w:val="0"/>
                 <w:sz w:val="22"/>
               </w:rPr>
+              <w:t>Wykład (powiązany treściami z przedmiotem BYT):; dokumentowanie produktów projektowych; burza mózgów; praca grupowa nad projektem z wykorzystaniem nowoczesnych technik i narzędzi informatycznych; Kryteria oceny; prezentacja projektu i dokumentacji; obrona projektu; raport z wykonanego zadania; ocena sporządzonego dokumentu: szablony dokumentów, raporty; ocena sporządzonego oprogramowania: weryfikacja powstałych komponentów oraz produktu końcowego; ocena doboru i wykonania rozwiązań projektowych i powiązanej dokumentacji; Uwaga: Ocena na podstawie oceny produktu realizowanego projektu oraz ocen częściowych, otrzymywanych za wykonanie udokumentowanych komponentów projektowych</w:t>
             </w:r>
           </w:p>
         </w:tc>
@@ -4762,6 +4792,7 @@
                 <w:i w:val="0"/>
                 <w:sz w:val="22"/>
               </w:rPr>
+              <w:t>Wykład (powiązany treściami z przedmiotem BYT):; dokumentowanie produktów projektowych; burza mózgów; praca grupowa nad projektem z wykorzystaniem nowoczesnych technik i narzędzi informatycznych; Kryteria oceny; prezentacja projektu i dokumentacji; obrona projektu; raport z wykonanego zadania; ocena sporządzonego dokumentu: szablony dokumentów, raporty; ocena sporządzonego oprogramowania: weryfikacja powstałych komponentów oraz produktu końcowego; ocena doboru i wykonania rozwiązań projektowych i powiązanej dokumentacji; Uwaga: Ocena na podstawie oceny produktu realizowanego projektu oraz ocen częściowych, otrzymywanych za wykonanie udokumentowanych komponentów projektowych</w:t>
             </w:r>
           </w:p>
         </w:tc>
@@ -4820,6 +4851,7 @@
                 <w:i w:val="0"/>
                 <w:sz w:val="22"/>
               </w:rPr>
+              <w:t>Wykład (powiązany treściami z przedmiotem BYT):; dokumentowanie produktów projektowych; burza mózgów; praca grupowa nad projektem z wykorzystaniem nowoczesnych technik i narzędzi informatycznych; Kryteria oceny; prezentacja projektu i dokumentacji; obrona projektu; raport z wykonanego zadania; ocena sporządzonego dokumentu: szablony dokumentów, raporty; ocena sporządzonego oprogramowania: weryfikacja powstałych komponentów oraz produktu końcowego; ocena doboru i wykonania rozwiązań projektowych i powiązanej dokumentacji; Uwaga: Ocena na podstawie oceny produktu realizowanego projektu oraz ocen częściowych, otrzymywanych za wykonanie udokumentowanych komponentów projektowych</w:t>
             </w:r>
           </w:p>
         </w:tc>
@@ -4925,62 +4957,6 @@
                 <w:sz w:val="16"/>
               </w:rPr>
               <w:t>Wyposażenie specjalistyczne konieczne do realizacji przedmiotu</w:t>
-            </w:r>
-          </w:p>
-        </w:tc>
-      </w:tr>
-      <w:tr>
-        <w:tc>
-          <w:tcPr>
-            <w:tcW w:type="dxa" w:w="3324"/>
-          </w:tcPr>
-          <w:p>
-            <w:pPr>
-              <w:spacing w:before="20" w:after="20"/>
-            </w:pPr>
-            <w:r>
-              <w:rPr>
-                <w:rFonts w:ascii="Aptos" w:hAnsi="Aptos"/>
-                <w:b w:val="0"/>
-                <w:i w:val="0"/>
-                <w:sz w:val="22"/>
-              </w:rPr>
-            </w:r>
-          </w:p>
-        </w:tc>
-        <w:tc>
-          <w:tcPr>
-            <w:tcW w:type="dxa" w:w="3324"/>
-          </w:tcPr>
-          <w:p>
-            <w:pPr>
-              <w:spacing w:before="20" w:after="20"/>
-            </w:pPr>
-            <w:r>
-              <w:rPr>
-                <w:rFonts w:ascii="Aptos" w:hAnsi="Aptos"/>
-                <w:b w:val="0"/>
-                <w:i w:val="0"/>
-                <w:sz w:val="22"/>
-              </w:rPr>
-            </w:r>
-          </w:p>
-        </w:tc>
-        <w:tc>
-          <w:tcPr>
-            <w:tcW w:type="dxa" w:w="3324"/>
-          </w:tcPr>
-          <w:p>
-            <w:pPr>
-              <w:spacing w:before="20" w:after="20"/>
-            </w:pPr>
-            <w:r>
-              <w:rPr>
-                <w:rFonts w:ascii="Aptos" w:hAnsi="Aptos"/>
-                <w:b w:val="0"/>
-                <w:i w:val="0"/>
-                <w:sz w:val="22"/>
-              </w:rPr>
             </w:r>
           </w:p>
         </w:tc>

--- a/public/assets/files/niestacjonarne/PRO.docx
+++ b/public/assets/files/niestacjonarne/PRO.docx
@@ -1156,6 +1156,7 @@
                 <w:i w:val="0"/>
                 <w:sz w:val="22"/>
               </w:rPr>
+              <w:t>Realizacja kolejnych komponentów projektu dyplomowego; dokumentowanie produktów projektowych; przygotowanie do obrony projektu; weryfikacja i testowanie oprogramowania.</w:t>
             </w:r>
           </w:p>
         </w:tc>
@@ -1266,7 +1267,58 @@
           <w:tcPr>
             <w:tcW w:type="dxa" w:w="9972"/>
           </w:tcPr>
-          <w:p/>
+          <w:p>
+            <w:pPr>
+              <w:spacing w:before="20" w:after="20"/>
+            </w:pPr>
+            <w:r>
+              <w:rPr>
+                <w:rFonts w:ascii="Aptos" w:hAnsi="Aptos"/>
+                <w:b/>
+                <w:sz w:val="22"/>
+              </w:rPr>
+              <w:t>Ćwiczenia / Laboratorium:</w:t>
+            </w:r>
+          </w:p>
+          <w:p>
+            <w:pPr>
+              <w:spacing w:before="20" w:after="20"/>
+            </w:pPr>
+            <w:r>
+              <w:rPr>
+                <w:rFonts w:ascii="Aptos" w:hAnsi="Aptos"/>
+                <w:b w:val="0"/>
+                <w:sz w:val="22"/>
+              </w:rPr>
+              <w:t>• metoda projektów (projekt praktyczny)</w:t>
+            </w:r>
+          </w:p>
+          <w:p>
+            <w:pPr>
+              <w:spacing w:before="20" w:after="20"/>
+            </w:pPr>
+            <w:r>
+              <w:rPr>
+                <w:rFonts w:ascii="Aptos" w:hAnsi="Aptos"/>
+                <w:b w:val="0"/>
+                <w:sz w:val="22"/>
+              </w:rPr>
+              <w:t>• praca grupowa nad projektem z wykorzystaniem nowoczesnych technik informatycznych</w:t>
+            </w:r>
+          </w:p>
+          <w:p>
+            <w:pPr>
+              <w:spacing w:before="20" w:after="20"/>
+            </w:pPr>
+            <w:r>
+              <w:rPr>
+                <w:rFonts w:ascii="Aptos" w:hAnsi="Aptos"/>
+                <w:b w:val="0"/>
+                <w:sz w:val="22"/>
+              </w:rPr>
+              <w:t>• burza mózgów</w:t>
+            </w:r>
+          </w:p>
         </w:tc>
       </w:tr>
     </w:tbl>
@@ -1515,141 +1567,10 @@
             <w:r>
               <w:rPr>
                 <w:rFonts w:ascii="Aptos" w:hAnsi="Aptos"/>
+                <w:b w:val="0"/>
+                <w:i w:val="0"/>
                 <w:sz w:val="22"/>
               </w:rPr>
-              <w:t>1. Wykład (powiązany treściami z przedmiotem BYT):</w:t>
-            </w:r>
-          </w:p>
-          <w:p>
-            <w:pPr>
-              <w:spacing w:before="20" w:after="20"/>
-            </w:pPr>
-            <w:r>
-              <w:rPr>
-                <w:rFonts w:ascii="Aptos" w:hAnsi="Aptos"/>
-                <w:sz w:val="22"/>
-              </w:rPr>
-              <w:t>2. dokumentowanie produktów projektowych</w:t>
-            </w:r>
-          </w:p>
-          <w:p>
-            <w:pPr>
-              <w:spacing w:before="20" w:after="20"/>
-            </w:pPr>
-            <w:r>
-              <w:rPr>
-                <w:rFonts w:ascii="Aptos" w:hAnsi="Aptos"/>
-                <w:sz w:val="22"/>
-              </w:rPr>
-              <w:t>3. burza mózgów</w:t>
-            </w:r>
-          </w:p>
-          <w:p>
-            <w:pPr>
-              <w:spacing w:before="20" w:after="20"/>
-            </w:pPr>
-            <w:r>
-              <w:rPr>
-                <w:rFonts w:ascii="Aptos" w:hAnsi="Aptos"/>
-                <w:sz w:val="22"/>
-              </w:rPr>
-              <w:t>4. praca grupowa nad projektem z wykorzystaniem nowoczesnych technik i narzędzi informatycznych</w:t>
-            </w:r>
-          </w:p>
-          <w:p>
-            <w:pPr>
-              <w:spacing w:before="20" w:after="20"/>
-            </w:pPr>
-            <w:r>
-              <w:rPr>
-                <w:rFonts w:ascii="Aptos" w:hAnsi="Aptos"/>
-                <w:sz w:val="22"/>
-              </w:rPr>
-              <w:t>5. Kryteria oceny</w:t>
-            </w:r>
-          </w:p>
-          <w:p>
-            <w:pPr>
-              <w:spacing w:before="20" w:after="20"/>
-            </w:pPr>
-            <w:r>
-              <w:rPr>
-                <w:rFonts w:ascii="Aptos" w:hAnsi="Aptos"/>
-                <w:sz w:val="22"/>
-              </w:rPr>
-              <w:t>6. prezentacja projektu i dokumentacji</w:t>
-            </w:r>
-          </w:p>
-          <w:p>
-            <w:pPr>
-              <w:spacing w:before="20" w:after="20"/>
-            </w:pPr>
-            <w:r>
-              <w:rPr>
-                <w:rFonts w:ascii="Aptos" w:hAnsi="Aptos"/>
-                <w:sz w:val="22"/>
-              </w:rPr>
-              <w:t>7. obrona projektu</w:t>
-            </w:r>
-          </w:p>
-          <w:p>
-            <w:pPr>
-              <w:spacing w:before="20" w:after="20"/>
-            </w:pPr>
-            <w:r>
-              <w:rPr>
-                <w:rFonts w:ascii="Aptos" w:hAnsi="Aptos"/>
-                <w:sz w:val="22"/>
-              </w:rPr>
-              <w:t>8. raport z wykonanego zadania</w:t>
-            </w:r>
-          </w:p>
-          <w:p>
-            <w:pPr>
-              <w:spacing w:before="20" w:after="20"/>
-            </w:pPr>
-            <w:r>
-              <w:rPr>
-                <w:rFonts w:ascii="Aptos" w:hAnsi="Aptos"/>
-                <w:sz w:val="22"/>
-              </w:rPr>
-              <w:t>9. ocena sporządzonego dokumentu: szablony dokumentów, raporty</w:t>
-            </w:r>
-          </w:p>
-          <w:p>
-            <w:pPr>
-              <w:spacing w:before="20" w:after="20"/>
-            </w:pPr>
-            <w:r>
-              <w:rPr>
-                <w:rFonts w:ascii="Aptos" w:hAnsi="Aptos"/>
-                <w:sz w:val="22"/>
-              </w:rPr>
-              <w:t>10. ocena sporządzonego oprogramowania: weryfikacja powstałych komponentów oraz produktu końcowego</w:t>
-            </w:r>
-          </w:p>
-          <w:p>
-            <w:pPr>
-              <w:spacing w:before="20" w:after="20"/>
-            </w:pPr>
-            <w:r>
-              <w:rPr>
-                <w:rFonts w:ascii="Aptos" w:hAnsi="Aptos"/>
-                <w:sz w:val="22"/>
-              </w:rPr>
-              <w:t>11. ocena doboru i wykonania rozwiązań projektowych i powiązanej dokumentacji</w:t>
-            </w:r>
-          </w:p>
-          <w:p>
-            <w:pPr>
-              <w:spacing w:before="20" w:after="20"/>
-            </w:pPr>
-            <w:r>
-              <w:rPr>
-                <w:rFonts w:ascii="Aptos" w:hAnsi="Aptos"/>
-                <w:sz w:val="22"/>
-              </w:rPr>
-              <w:t>12. Uwaga: Ocena na podstawie oceny produktu realizowanego projektu oraz ocen częściowych, otrzymywanych za wykonanie udokumentowanych komponentów projektowych</w:t>
             </w:r>
           </w:p>
         </w:tc>
@@ -1666,7 +1587,7 @@
                 <w:rFonts w:ascii="Aptos" w:hAnsi="Aptos"/>
                 <w:sz w:val="22"/>
               </w:rPr>
-              <w:t>1. Wykład (powiązany treściami z przedmiotem BYT):</w:t>
+              <w:t>1. prezentacja projektu i dokumentacji</w:t>
             </w:r>
           </w:p>
           <w:p>
@@ -1678,7 +1599,7 @@
                 <w:rFonts w:ascii="Aptos" w:hAnsi="Aptos"/>
                 <w:sz w:val="22"/>
               </w:rPr>
-              <w:t>2. dokumentowanie produktów projektowych</w:t>
+              <w:t>2. obrona projektu</w:t>
             </w:r>
           </w:p>
           <w:p>
@@ -1690,7 +1611,7 @@
                 <w:rFonts w:ascii="Aptos" w:hAnsi="Aptos"/>
                 <w:sz w:val="22"/>
               </w:rPr>
-              <w:t>3. burza mózgów</w:t>
+              <w:t>3. raport z wykonanego zadania</w:t>
             </w:r>
           </w:p>
           <w:p>
@@ -1702,7 +1623,7 @@
                 <w:rFonts w:ascii="Aptos" w:hAnsi="Aptos"/>
                 <w:sz w:val="22"/>
               </w:rPr>
-              <w:t>4. praca grupowa nad projektem z wykorzystaniem nowoczesnych technik i narzędzi informatycznych</w:t>
+              <w:t>4. ocena sporządzonego dokumentu</w:t>
             </w:r>
           </w:p>
           <w:p>
@@ -1714,91 +1635,7 @@
                 <w:rFonts w:ascii="Aptos" w:hAnsi="Aptos"/>
                 <w:sz w:val="22"/>
               </w:rPr>
-              <w:t>5. Kryteria oceny</w:t>
-            </w:r>
-          </w:p>
-          <w:p>
-            <w:pPr>
-              <w:spacing w:before="20" w:after="20"/>
-            </w:pPr>
-            <w:r>
-              <w:rPr>
-                <w:rFonts w:ascii="Aptos" w:hAnsi="Aptos"/>
-                <w:sz w:val="22"/>
-              </w:rPr>
-              <w:t>6. prezentacja projektu i dokumentacji</w:t>
-            </w:r>
-          </w:p>
-          <w:p>
-            <w:pPr>
-              <w:spacing w:before="20" w:after="20"/>
-            </w:pPr>
-            <w:r>
-              <w:rPr>
-                <w:rFonts w:ascii="Aptos" w:hAnsi="Aptos"/>
-                <w:sz w:val="22"/>
-              </w:rPr>
-              <w:t>7. obrona projektu</w:t>
-            </w:r>
-          </w:p>
-          <w:p>
-            <w:pPr>
-              <w:spacing w:before="20" w:after="20"/>
-            </w:pPr>
-            <w:r>
-              <w:rPr>
-                <w:rFonts w:ascii="Aptos" w:hAnsi="Aptos"/>
-                <w:sz w:val="22"/>
-              </w:rPr>
-              <w:t>8. raport z wykonanego zadania</w:t>
-            </w:r>
-          </w:p>
-          <w:p>
-            <w:pPr>
-              <w:spacing w:before="20" w:after="20"/>
-            </w:pPr>
-            <w:r>
-              <w:rPr>
-                <w:rFonts w:ascii="Aptos" w:hAnsi="Aptos"/>
-                <w:sz w:val="22"/>
-              </w:rPr>
-              <w:t>9. ocena sporządzonego dokumentu: szablony dokumentów, raporty</w:t>
-            </w:r>
-          </w:p>
-          <w:p>
-            <w:pPr>
-              <w:spacing w:before="20" w:after="20"/>
-            </w:pPr>
-            <w:r>
-              <w:rPr>
-                <w:rFonts w:ascii="Aptos" w:hAnsi="Aptos"/>
-                <w:sz w:val="22"/>
-              </w:rPr>
-              <w:t>10. ocena sporządzonego oprogramowania: weryfikacja powstałych komponentów oraz produktu końcowego</w:t>
-            </w:r>
-          </w:p>
-          <w:p>
-            <w:pPr>
-              <w:spacing w:before="20" w:after="20"/>
-            </w:pPr>
-            <w:r>
-              <w:rPr>
-                <w:rFonts w:ascii="Aptos" w:hAnsi="Aptos"/>
-                <w:sz w:val="22"/>
-              </w:rPr>
-              <w:t>11. ocena doboru i wykonania rozwiązań projektowych i powiązanej dokumentacji</w:t>
-            </w:r>
-          </w:p>
-          <w:p>
-            <w:pPr>
-              <w:spacing w:before="20" w:after="20"/>
-            </w:pPr>
-            <w:r>
-              <w:rPr>
-                <w:rFonts w:ascii="Aptos" w:hAnsi="Aptos"/>
-                <w:sz w:val="22"/>
-              </w:rPr>
-              <w:t>12. Uwaga: Ocena na podstawie oceny produktu realizowanego projektu oraz ocen częściowych, otrzymywanych za wykonanie udokumentowanych komponentów projektowych</w:t>
+              <w:t>5. ocena sporządzonego oprogramowania</w:t>
             </w:r>
           </w:p>
         </w:tc>
@@ -3697,7 +3534,7 @@
                 <w:i w:val="0"/>
                 <w:sz w:val="22"/>
               </w:rPr>
-              <w:t>Wykład (powiązany treściami z przedmiotem BYT):; dokumentowanie produktów projektowych; burza mózgów; praca grupowa nad projektem z wykorzystaniem nowoczesnych technik i narzędzi informatycznych; Kryteria oceny; prezentacja projektu i dokumentacji; obrona projektu; raport z wykonanego zadania; ocena sporządzonego dokumentu: szablony dokumentów, raporty; ocena sporządzonego oprogramowania: weryfikacja powstałych komponentów oraz produktu końcowego; ocena doboru i wykonania rozwiązań projektowych i powiązanej dokumentacji; Uwaga: Ocena na podstawie oceny produktu realizowanego projektu oraz ocen częściowych, otrzymywanych za wykonanie udokumentowanych komponentów projektowych</w:t>
+              <w:t>prezentacja projektu i dokumentacji; obrona projektu; raport z wykonanego zadania; ocena sporządzonego dokumentu; ocena sporządzonego oprogramowania</w:t>
             </w:r>
           </w:p>
         </w:tc>
@@ -3756,7 +3593,7 @@
                 <w:i w:val="0"/>
                 <w:sz w:val="22"/>
               </w:rPr>
-              <w:t>Wykład (powiązany treściami z przedmiotem BYT):; dokumentowanie produktów projektowych; burza mózgów; praca grupowa nad projektem z wykorzystaniem nowoczesnych technik i narzędzi informatycznych; Kryteria oceny; prezentacja projektu i dokumentacji; obrona projektu; raport z wykonanego zadania; ocena sporządzonego dokumentu: szablony dokumentów, raporty; ocena sporządzonego oprogramowania: weryfikacja powstałych komponentów oraz produktu końcowego; ocena doboru i wykonania rozwiązań projektowych i powiązanej dokumentacji; Uwaga: Ocena na podstawie oceny produktu realizowanego projektu oraz ocen częściowych, otrzymywanych za wykonanie udokumentowanych komponentów projektowych</w:t>
+              <w:t>prezentacja projektu i dokumentacji; obrona projektu; raport z wykonanego zadania; ocena sporządzonego dokumentu; ocena sporządzonego oprogramowania</w:t>
             </w:r>
           </w:p>
         </w:tc>
@@ -3815,7 +3652,7 @@
                 <w:i w:val="0"/>
                 <w:sz w:val="22"/>
               </w:rPr>
-              <w:t>Wykład (powiązany treściami z przedmiotem BYT):; dokumentowanie produktów projektowych; burza mózgów; praca grupowa nad projektem z wykorzystaniem nowoczesnych technik i narzędzi informatycznych; Kryteria oceny; prezentacja projektu i dokumentacji; obrona projektu; raport z wykonanego zadania; ocena sporządzonego dokumentu: szablony dokumentów, raporty; ocena sporządzonego oprogramowania: weryfikacja powstałych komponentów oraz produktu końcowego; ocena doboru i wykonania rozwiązań projektowych i powiązanej dokumentacji; Uwaga: Ocena na podstawie oceny produktu realizowanego projektu oraz ocen częściowych, otrzymywanych za wykonanie udokumentowanych komponentów projektowych</w:t>
+              <w:t>prezentacja projektu i dokumentacji; obrona projektu; raport z wykonanego zadania; ocena sporządzonego dokumentu; ocena sporządzonego oprogramowania</w:t>
             </w:r>
           </w:p>
         </w:tc>
@@ -3874,7 +3711,7 @@
                 <w:i w:val="0"/>
                 <w:sz w:val="22"/>
               </w:rPr>
-              <w:t>Wykład (powiązany treściami z przedmiotem BYT):; dokumentowanie produktów projektowych; burza mózgów; praca grupowa nad projektem z wykorzystaniem nowoczesnych technik i narzędzi informatycznych; Kryteria oceny; prezentacja projektu i dokumentacji; obrona projektu; raport z wykonanego zadania; ocena sporządzonego dokumentu: szablony dokumentów, raporty; ocena sporządzonego oprogramowania: weryfikacja powstałych komponentów oraz produktu końcowego; ocena doboru i wykonania rozwiązań projektowych i powiązanej dokumentacji; Uwaga: Ocena na podstawie oceny produktu realizowanego projektu oraz ocen częściowych, otrzymywanych za wykonanie udokumentowanych komponentów projektowych</w:t>
+              <w:t>prezentacja projektu i dokumentacji; obrona projektu; raport z wykonanego zadania; ocena sporządzonego dokumentu; ocena sporządzonego oprogramowania</w:t>
             </w:r>
           </w:p>
         </w:tc>
@@ -4038,7 +3875,7 @@
                 <w:i w:val="0"/>
                 <w:sz w:val="22"/>
               </w:rPr>
-              <w:t>Wykład (powiązany treściami z przedmiotem BYT):; dokumentowanie produktów projektowych; burza mózgów; praca grupowa nad projektem z wykorzystaniem nowoczesnych technik i narzędzi informatycznych; Kryteria oceny; prezentacja projektu i dokumentacji; obrona projektu; raport z wykonanego zadania; ocena sporządzonego dokumentu: szablony dokumentów, raporty; ocena sporządzonego oprogramowania: weryfikacja powstałych komponentów oraz produktu końcowego; ocena doboru i wykonania rozwiązań projektowych i powiązanej dokumentacji; Uwaga: Ocena na podstawie oceny produktu realizowanego projektu oraz ocen częściowych, otrzymywanych za wykonanie udokumentowanych komponentów projektowych</w:t>
+              <w:t>prezentacja projektu i dokumentacji; obrona projektu; raport z wykonanego zadania; ocena sporządzonego dokumentu; ocena sporządzonego oprogramowania</w:t>
             </w:r>
           </w:p>
         </w:tc>
@@ -4097,7 +3934,7 @@
                 <w:i w:val="0"/>
                 <w:sz w:val="22"/>
               </w:rPr>
-              <w:t>Wykład (powiązany treściami z przedmiotem BYT):; dokumentowanie produktów projektowych; burza mózgów; praca grupowa nad projektem z wykorzystaniem nowoczesnych technik i narzędzi informatycznych; Kryteria oceny; prezentacja projektu i dokumentacji; obrona projektu; raport z wykonanego zadania; ocena sporządzonego dokumentu: szablony dokumentów, raporty; ocena sporządzonego oprogramowania: weryfikacja powstałych komponentów oraz produktu końcowego; ocena doboru i wykonania rozwiązań projektowych i powiązanej dokumentacji; Uwaga: Ocena na podstawie oceny produktu realizowanego projektu oraz ocen częściowych, otrzymywanych za wykonanie udokumentowanych komponentów projektowych</w:t>
+              <w:t>prezentacja projektu i dokumentacji; obrona projektu; raport z wykonanego zadania; ocena sporządzonego dokumentu; ocena sporządzonego oprogramowania</w:t>
             </w:r>
           </w:p>
         </w:tc>
@@ -4156,7 +3993,7 @@
                 <w:i w:val="0"/>
                 <w:sz w:val="22"/>
               </w:rPr>
-              <w:t>Wykład (powiązany treściami z przedmiotem BYT):; dokumentowanie produktów projektowych; burza mózgów; praca grupowa nad projektem z wykorzystaniem nowoczesnych technik i narzędzi informatycznych; Kryteria oceny; prezentacja projektu i dokumentacji; obrona projektu; raport z wykonanego zadania; ocena sporządzonego dokumentu: szablony dokumentów, raporty; ocena sporządzonego oprogramowania: weryfikacja powstałych komponentów oraz produktu końcowego; ocena doboru i wykonania rozwiązań projektowych i powiązanej dokumentacji; Uwaga: Ocena na podstawie oceny produktu realizowanego projektu oraz ocen częściowych, otrzymywanych za wykonanie udokumentowanych komponentów projektowych</w:t>
+              <w:t>prezentacja projektu i dokumentacji; obrona projektu; raport z wykonanego zadania; ocena sporządzonego dokumentu; ocena sporządzonego oprogramowania</w:t>
             </w:r>
           </w:p>
         </w:tc>
@@ -4215,7 +4052,7 @@
                 <w:i w:val="0"/>
                 <w:sz w:val="22"/>
               </w:rPr>
-              <w:t>Wykład (powiązany treściami z przedmiotem BYT):; dokumentowanie produktów projektowych; burza mózgów; praca grupowa nad projektem z wykorzystaniem nowoczesnych technik i narzędzi informatycznych; Kryteria oceny; prezentacja projektu i dokumentacji; obrona projektu; raport z wykonanego zadania; ocena sporządzonego dokumentu: szablony dokumentów, raporty; ocena sporządzonego oprogramowania: weryfikacja powstałych komponentów oraz produktu końcowego; ocena doboru i wykonania rozwiązań projektowych i powiązanej dokumentacji; Uwaga: Ocena na podstawie oceny produktu realizowanego projektu oraz ocen częściowych, otrzymywanych za wykonanie udokumentowanych komponentów projektowych</w:t>
+              <w:t>prezentacja projektu i dokumentacji; obrona projektu; raport z wykonanego zadania; ocena sporządzonego dokumentu; ocena sporządzonego oprogramowania</w:t>
             </w:r>
           </w:p>
         </w:tc>
@@ -4274,7 +4111,7 @@
                 <w:i w:val="0"/>
                 <w:sz w:val="22"/>
               </w:rPr>
-              <w:t>Wykład (powiązany treściami z przedmiotem BYT):; dokumentowanie produktów projektowych; burza mózgów; praca grupowa nad projektem z wykorzystaniem nowoczesnych technik i narzędzi informatycznych; Kryteria oceny; prezentacja projektu i dokumentacji; obrona projektu; raport z wykonanego zadania; ocena sporządzonego dokumentu: szablony dokumentów, raporty; ocena sporządzonego oprogramowania: weryfikacja powstałych komponentów oraz produktu końcowego; ocena doboru i wykonania rozwiązań projektowych i powiązanej dokumentacji; Uwaga: Ocena na podstawie oceny produktu realizowanego projektu oraz ocen częściowych, otrzymywanych za wykonanie udokumentowanych komponentów projektowych</w:t>
+              <w:t>prezentacja projektu i dokumentacji; obrona projektu; raport z wykonanego zadania; ocena sporządzonego dokumentu; ocena sporządzonego oprogramowania</w:t>
             </w:r>
           </w:p>
         </w:tc>
@@ -4333,7 +4170,7 @@
                 <w:i w:val="0"/>
                 <w:sz w:val="22"/>
               </w:rPr>
-              <w:t>Wykład (powiązany treściami z przedmiotem BYT):; dokumentowanie produktów projektowych; burza mózgów; praca grupowa nad projektem z wykorzystaniem nowoczesnych technik i narzędzi informatycznych; Kryteria oceny; prezentacja projektu i dokumentacji; obrona projektu; raport z wykonanego zadania; ocena sporządzonego dokumentu: szablony dokumentów, raporty; ocena sporządzonego oprogramowania: weryfikacja powstałych komponentów oraz produktu końcowego; ocena doboru i wykonania rozwiązań projektowych i powiązanej dokumentacji; Uwaga: Ocena na podstawie oceny produktu realizowanego projektu oraz ocen częściowych, otrzymywanych za wykonanie udokumentowanych komponentów projektowych</w:t>
+              <w:t>prezentacja projektu i dokumentacji; obrona projektu; raport z wykonanego zadania; ocena sporządzonego dokumentu; ocena sporządzonego oprogramowania</w:t>
             </w:r>
           </w:p>
         </w:tc>
@@ -4392,7 +4229,7 @@
                 <w:i w:val="0"/>
                 <w:sz w:val="22"/>
               </w:rPr>
-              <w:t>Wykład (powiązany treściami z przedmiotem BYT):; dokumentowanie produktów projektowych; burza mózgów; praca grupowa nad projektem z wykorzystaniem nowoczesnych technik i narzędzi informatycznych; Kryteria oceny; prezentacja projektu i dokumentacji; obrona projektu; raport z wykonanego zadania; ocena sporządzonego dokumentu: szablony dokumentów, raporty; ocena sporządzonego oprogramowania: weryfikacja powstałych komponentów oraz produktu końcowego; ocena doboru i wykonania rozwiązań projektowych i powiązanej dokumentacji; Uwaga: Ocena na podstawie oceny produktu realizowanego projektu oraz ocen częściowych, otrzymywanych za wykonanie udokumentowanych komponentów projektowych</w:t>
+              <w:t>prezentacja projektu i dokumentacji; obrona projektu; raport z wykonanego zadania; ocena sporządzonego dokumentu; ocena sporządzonego oprogramowania</w:t>
             </w:r>
           </w:p>
         </w:tc>
@@ -4451,7 +4288,7 @@
                 <w:i w:val="0"/>
                 <w:sz w:val="22"/>
               </w:rPr>
-              <w:t>Wykład (powiązany treściami z przedmiotem BYT):; dokumentowanie produktów projektowych; burza mózgów; praca grupowa nad projektem z wykorzystaniem nowoczesnych technik i narzędzi informatycznych; Kryteria oceny; prezentacja projektu i dokumentacji; obrona projektu; raport z wykonanego zadania; ocena sporządzonego dokumentu: szablony dokumentów, raporty; ocena sporządzonego oprogramowania: weryfikacja powstałych komponentów oraz produktu końcowego; ocena doboru i wykonania rozwiązań projektowych i powiązanej dokumentacji; Uwaga: Ocena na podstawie oceny produktu realizowanego projektu oraz ocen częściowych, otrzymywanych za wykonanie udokumentowanych komponentów projektowych</w:t>
+              <w:t>prezentacja projektu i dokumentacji; obrona projektu; raport z wykonanego zadania; ocena sporządzonego dokumentu; ocena sporządzonego oprogramowania</w:t>
             </w:r>
           </w:p>
         </w:tc>
@@ -4510,7 +4347,7 @@
                 <w:i w:val="0"/>
                 <w:sz w:val="22"/>
               </w:rPr>
-              <w:t>Wykład (powiązany treściami z przedmiotem BYT):; dokumentowanie produktów projektowych; burza mózgów; praca grupowa nad projektem z wykorzystaniem nowoczesnych technik i narzędzi informatycznych; Kryteria oceny; prezentacja projektu i dokumentacji; obrona projektu; raport z wykonanego zadania; ocena sporządzonego dokumentu: szablony dokumentów, raporty; ocena sporządzonego oprogramowania: weryfikacja powstałych komponentów oraz produktu końcowego; ocena doboru i wykonania rozwiązań projektowych i powiązanej dokumentacji; Uwaga: Ocena na podstawie oceny produktu realizowanego projektu oraz ocen częściowych, otrzymywanych za wykonanie udokumentowanych komponentów projektowych</w:t>
+              <w:t>prezentacja projektu i dokumentacji; obrona projektu; raport z wykonanego zadania; ocena sporządzonego dokumentu; ocena sporządzonego oprogramowania</w:t>
             </w:r>
           </w:p>
         </w:tc>
@@ -4569,7 +4406,7 @@
                 <w:i w:val="0"/>
                 <w:sz w:val="22"/>
               </w:rPr>
-              <w:t>Wykład (powiązany treściami z przedmiotem BYT):; dokumentowanie produktów projektowych; burza mózgów; praca grupowa nad projektem z wykorzystaniem nowoczesnych technik i narzędzi informatycznych; Kryteria oceny; prezentacja projektu i dokumentacji; obrona projektu; raport z wykonanego zadania; ocena sporządzonego dokumentu: szablony dokumentów, raporty; ocena sporządzonego oprogramowania: weryfikacja powstałych komponentów oraz produktu końcowego; ocena doboru i wykonania rozwiązań projektowych i powiązanej dokumentacji; Uwaga: Ocena na podstawie oceny produktu realizowanego projektu oraz ocen częściowych, otrzymywanych za wykonanie udokumentowanych komponentów projektowych</w:t>
+              <w:t>prezentacja projektu i dokumentacji; obrona projektu; raport z wykonanego zadania; ocena sporządzonego dokumentu; ocena sporządzonego oprogramowania</w:t>
             </w:r>
           </w:p>
         </w:tc>
@@ -4628,7 +4465,7 @@
                 <w:i w:val="0"/>
                 <w:sz w:val="22"/>
               </w:rPr>
-              <w:t>Wykład (powiązany treściami z przedmiotem BYT):; dokumentowanie produktów projektowych; burza mózgów; praca grupowa nad projektem z wykorzystaniem nowoczesnych technik i narzędzi informatycznych; Kryteria oceny; prezentacja projektu i dokumentacji; obrona projektu; raport z wykonanego zadania; ocena sporządzonego dokumentu: szablony dokumentów, raporty; ocena sporządzonego oprogramowania: weryfikacja powstałych komponentów oraz produktu końcowego; ocena doboru i wykonania rozwiązań projektowych i powiązanej dokumentacji; Uwaga: Ocena na podstawie oceny produktu realizowanego projektu oraz ocen częściowych, otrzymywanych za wykonanie udokumentowanych komponentów projektowych</w:t>
+              <w:t>prezentacja projektu i dokumentacji; obrona projektu; raport z wykonanego zadania; ocena sporządzonego dokumentu; ocena sporządzonego oprogramowania</w:t>
             </w:r>
           </w:p>
         </w:tc>
@@ -4792,7 +4629,7 @@
                 <w:i w:val="0"/>
                 <w:sz w:val="22"/>
               </w:rPr>
-              <w:t>Wykład (powiązany treściami z przedmiotem BYT):; dokumentowanie produktów projektowych; burza mózgów; praca grupowa nad projektem z wykorzystaniem nowoczesnych technik i narzędzi informatycznych; Kryteria oceny; prezentacja projektu i dokumentacji; obrona projektu; raport z wykonanego zadania; ocena sporządzonego dokumentu: szablony dokumentów, raporty; ocena sporządzonego oprogramowania: weryfikacja powstałych komponentów oraz produktu końcowego; ocena doboru i wykonania rozwiązań projektowych i powiązanej dokumentacji; Uwaga: Ocena na podstawie oceny produktu realizowanego projektu oraz ocen częściowych, otrzymywanych za wykonanie udokumentowanych komponentów projektowych</w:t>
+              <w:t>prezentacja projektu i dokumentacji; obrona projektu; raport z wykonanego zadania; ocena sporządzonego dokumentu; ocena sporządzonego oprogramowania</w:t>
             </w:r>
           </w:p>
         </w:tc>
@@ -4851,7 +4688,7 @@
                 <w:i w:val="0"/>
                 <w:sz w:val="22"/>
               </w:rPr>
-              <w:t>Wykład (powiązany treściami z przedmiotem BYT):; dokumentowanie produktów projektowych; burza mózgów; praca grupowa nad projektem z wykorzystaniem nowoczesnych technik i narzędzi informatycznych; Kryteria oceny; prezentacja projektu i dokumentacji; obrona projektu; raport z wykonanego zadania; ocena sporządzonego dokumentu: szablony dokumentów, raporty; ocena sporządzonego oprogramowania: weryfikacja powstałych komponentów oraz produktu końcowego; ocena doboru i wykonania rozwiązań projektowych i powiązanej dokumentacji; Uwaga: Ocena na podstawie oceny produktu realizowanego projektu oraz ocen częściowych, otrzymywanych za wykonanie udokumentowanych komponentów projektowych</w:t>
+              <w:t>prezentacja projektu i dokumentacji; obrona projektu; raport z wykonanego zadania; ocena sporządzonego dokumentu; ocena sporządzonego oprogramowania</w:t>
             </w:r>
           </w:p>
         </w:tc>

--- a/public/assets/files/niestacjonarne/PRO.docx
+++ b/public/assets/files/niestacjonarne/PRO.docx
@@ -1093,7 +1093,7 @@
                 <w:i w:val="0"/>
                 <w:sz w:val="22"/>
               </w:rPr>
-              <w:t>93</w:t>
+              <w:t>43</w:t>
             </w:r>
           </w:p>
         </w:tc>
@@ -1113,7 +1113,7 @@
                 <w:i w:val="0"/>
                 <w:sz w:val="22"/>
               </w:rPr>
-              <w:t>3.7</w:t>
+              <w:t>1.7</w:t>
             </w:r>
           </w:p>
         </w:tc>

--- a/public/assets/files/niestacjonarne/PRO.docx
+++ b/public/assets/files/niestacjonarne/PRO.docx
@@ -3496,7 +3496,7 @@
                 <w:i w:val="0"/>
                 <w:sz w:val="22"/>
               </w:rPr>
-              <w:t>K_W10</w:t>
+              <w:t>K_W14</w:t>
             </w:r>
           </w:p>
         </w:tc>
@@ -3534,66 +3534,6 @@
                 <w:i w:val="0"/>
                 <w:sz w:val="22"/>
               </w:rPr>
-              <w:t>prezentacja projektu i dokumentacji; obrona projektu; raport z wykonanego zadania; ocena sporządzonego dokumentu; ocena sporządzonego oprogramowania</w:t>
-            </w:r>
-          </w:p>
-        </w:tc>
-      </w:tr>
-      <w:tr>
-        <w:tc>
-          <w:tcPr>
-            <w:tcW w:type="dxa" w:w="3324"/>
-          </w:tcPr>
-          <w:p>
-            <w:pPr>
-              <w:spacing w:before="20" w:after="20"/>
-            </w:pPr>
-            <w:r>
-              <w:rPr>
-                <w:rFonts w:ascii="Aptos" w:hAnsi="Aptos"/>
-                <w:b w:val="0"/>
-                <w:i w:val="0"/>
-                <w:sz w:val="22"/>
-              </w:rPr>
-              <w:t>K_W14</w:t>
-            </w:r>
-          </w:p>
-        </w:tc>
-        <w:tc>
-          <w:tcPr>
-            <w:tcW w:type="dxa" w:w="3324"/>
-          </w:tcPr>
-          <w:p>
-            <w:pPr>
-              <w:spacing w:before="20" w:after="20"/>
-            </w:pPr>
-            <w:r>
-              <w:rPr>
-                <w:rFonts w:ascii="Aptos" w:hAnsi="Aptos"/>
-                <w:b w:val="0"/>
-                <w:i w:val="0"/>
-                <w:sz w:val="22"/>
-              </w:rPr>
-              <w:t>Student zna i rozumie podstawowe pojęcia z zakresu kluczowych zagadnień inżynierii wymagań, rozumie potrzebę systematycznego budowania i pielęgnacji specyfikacji wymagań; ma szczegółową wiedzę dotyczącą ich specyfikacji, analizy i modelowania z użyciem dostępnych narzędzi.</w:t>
-            </w:r>
-          </w:p>
-        </w:tc>
-        <w:tc>
-          <w:tcPr>
-            <w:tcW w:type="dxa" w:w="3324"/>
-          </w:tcPr>
-          <w:p>
-            <w:pPr>
-              <w:spacing w:before="20" w:after="20"/>
-            </w:pPr>
-            <w:r>
-              <w:rPr>
-                <w:rFonts w:ascii="Aptos" w:hAnsi="Aptos"/>
-                <w:b w:val="0"/>
-                <w:i w:val="0"/>
-                <w:sz w:val="22"/>
-              </w:rPr>
-              <w:t>prezentacja projektu i dokumentacji; obrona projektu; raport z wykonanego zadania; ocena sporządzonego dokumentu; ocena sporządzonego oprogramowania</w:t>
             </w:r>
           </w:p>
         </w:tc>
@@ -3633,7 +3573,7 @@
                 <w:i w:val="0"/>
                 <w:sz w:val="22"/>
               </w:rPr>
-              <w:t>Student zna i rozumie kluczowe pojęcia z zakresu walidacji i testowania oprogramowania.</w:t>
+              <w:t>Student zna i rozumie podstawowe pojęcia z zakresu kluczowych zagadnień inżynierii wymagań, rozumie potrzebę systematycznego budowania i pielęgnacji specyfikacji wymagań; ma szczegółową wiedzę dotyczącą ich specyfikacji, analizy i modelowania z użyciem dostępnych narzędzi.</w:t>
             </w:r>
           </w:p>
         </w:tc>
@@ -3652,7 +3592,6 @@
                 <w:i w:val="0"/>
                 <w:sz w:val="22"/>
               </w:rPr>
-              <w:t>prezentacja projektu i dokumentacji; obrona projektu; raport z wykonanego zadania; ocena sporządzonego dokumentu; ocena sporządzonego oprogramowania</w:t>
             </w:r>
           </w:p>
         </w:tc>
@@ -3692,6 +3631,64 @@
                 <w:i w:val="0"/>
                 <w:sz w:val="22"/>
               </w:rPr>
+              <w:t>Student zna i rozumie kluczowe pojęcia z zakresu walidacji i testowania oprogramowania.</w:t>
+            </w:r>
+          </w:p>
+        </w:tc>
+        <w:tc>
+          <w:tcPr>
+            <w:tcW w:type="dxa" w:w="3324"/>
+          </w:tcPr>
+          <w:p>
+            <w:pPr>
+              <w:spacing w:before="20" w:after="20"/>
+            </w:pPr>
+            <w:r>
+              <w:rPr>
+                <w:rFonts w:ascii="Aptos" w:hAnsi="Aptos"/>
+                <w:b w:val="0"/>
+                <w:i w:val="0"/>
+                <w:sz w:val="22"/>
+              </w:rPr>
+            </w:r>
+          </w:p>
+        </w:tc>
+      </w:tr>
+      <w:tr>
+        <w:tc>
+          <w:tcPr>
+            <w:tcW w:type="dxa" w:w="3324"/>
+          </w:tcPr>
+          <w:p>
+            <w:pPr>
+              <w:spacing w:before="20" w:after="20"/>
+            </w:pPr>
+            <w:r>
+              <w:rPr>
+                <w:rFonts w:ascii="Aptos" w:hAnsi="Aptos"/>
+                <w:b w:val="0"/>
+                <w:i w:val="0"/>
+                <w:sz w:val="22"/>
+              </w:rPr>
+              <w:t>K_W17</w:t>
+            </w:r>
+          </w:p>
+        </w:tc>
+        <w:tc>
+          <w:tcPr>
+            <w:tcW w:type="dxa" w:w="3324"/>
+          </w:tcPr>
+          <w:p>
+            <w:pPr>
+              <w:spacing w:before="20" w:after="20"/>
+            </w:pPr>
+            <w:r>
+              <w:rPr>
+                <w:rFonts w:ascii="Aptos" w:hAnsi="Aptos"/>
+                <w:b w:val="0"/>
+                <w:i w:val="0"/>
+                <w:sz w:val="22"/>
+              </w:rPr>
               <w:t>Student zna i rozumie pojęcia z zakresu planowania przedsięwzięcia informatycznego, wstępnej oceny ekonomicznej, aspektów społecznych oraz analizy wykonalności.</w:t>
             </w:r>
           </w:p>
@@ -3711,7 +3708,6 @@
                 <w:i w:val="0"/>
                 <w:sz w:val="22"/>
               </w:rPr>
-              <w:t>prezentacja projektu i dokumentacji; obrona projektu; raport z wykonanego zadania; ocena sporządzonego dokumentu; ocena sporządzonego oprogramowania</w:t>
             </w:r>
           </w:p>
         </w:tc>
@@ -3875,7 +3871,7 @@
                 <w:i w:val="0"/>
                 <w:sz w:val="22"/>
               </w:rPr>
-              <w:t>prezentacja projektu i dokumentacji; obrona projektu; raport z wykonanego zadania; ocena sporządzonego dokumentu; ocena sporządzonego oprogramowania</w:t>
+              <w:t>prezentacja projektu i dokumentacji, obrona projektu, raport z wykonanego zadania, ocena sporządzonego dokumentu, ocena sporządzonego oprogramowania</w:t>
             </w:r>
           </w:p>
         </w:tc>
@@ -3934,66 +3930,7 @@
                 <w:i w:val="0"/>
                 <w:sz w:val="22"/>
               </w:rPr>
-              <w:t>prezentacja projektu i dokumentacji; obrona projektu; raport z wykonanego zadania; ocena sporządzonego dokumentu; ocena sporządzonego oprogramowania</w:t>
-            </w:r>
-          </w:p>
-        </w:tc>
-      </w:tr>
-      <w:tr>
-        <w:tc>
-          <w:tcPr>
-            <w:tcW w:type="dxa" w:w="3324"/>
-          </w:tcPr>
-          <w:p>
-            <w:pPr>
-              <w:spacing w:before="20" w:after="20"/>
-            </w:pPr>
-            <w:r>
-              <w:rPr>
-                <w:rFonts w:ascii="Aptos" w:hAnsi="Aptos"/>
-                <w:b w:val="0"/>
-                <w:i w:val="0"/>
-                <w:sz w:val="22"/>
-              </w:rPr>
-              <w:t>K_U04</w:t>
-            </w:r>
-          </w:p>
-        </w:tc>
-        <w:tc>
-          <w:tcPr>
-            <w:tcW w:type="dxa" w:w="3324"/>
-          </w:tcPr>
-          <w:p>
-            <w:pPr>
-              <w:spacing w:before="20" w:after="20"/>
-            </w:pPr>
-            <w:r>
-              <w:rPr>
-                <w:rFonts w:ascii="Aptos" w:hAnsi="Aptos"/>
-                <w:b w:val="0"/>
-                <w:i w:val="0"/>
-                <w:sz w:val="22"/>
-              </w:rPr>
-              <w:t>Student potrafi pracować w zespole; potrafi oszacować czas i koszty potrzebne na realizację zleconego zadania; potrafi planować, opracować i realizować harmonogram prac zapewniający dotrzymanie terminów.</w:t>
-            </w:r>
-          </w:p>
-        </w:tc>
-        <w:tc>
-          <w:tcPr>
-            <w:tcW w:type="dxa" w:w="3324"/>
-          </w:tcPr>
-          <w:p>
-            <w:pPr>
-              <w:spacing w:before="20" w:after="20"/>
-            </w:pPr>
-            <w:r>
-              <w:rPr>
-                <w:rFonts w:ascii="Aptos" w:hAnsi="Aptos"/>
-                <w:b w:val="0"/>
-                <w:i w:val="0"/>
-                <w:sz w:val="22"/>
-              </w:rPr>
-              <w:t>prezentacja projektu i dokumentacji; obrona projektu; raport z wykonanego zadania; ocena sporządzonego dokumentu; ocena sporządzonego oprogramowania</w:t>
+              <w:t>prezentacja projektu i dokumentacji, obrona projektu, raport z wykonanego zadania, ocena sporządzonego dokumentu, ocena sporządzonego oprogramowania</w:t>
             </w:r>
           </w:p>
         </w:tc>
@@ -4033,7 +3970,7 @@
                 <w:i w:val="0"/>
                 <w:sz w:val="22"/>
               </w:rPr>
-              <w:t>Student potrafi analizować i wyjaśniać obserwowane zjawiska; tworzyć i weryfikować modeli świata rzeczywistego oraz posługiwać się nimi w celu predykcji zdarzeń i stanów; potrafi posłużyć się właściwe dobranymi środowiskami programistycznymi, symulatorami oraz narzędziami wspomagania komputerowego do symulacji, projektowania i analizy prostych systemów.</w:t>
+              <w:t>Student potrafi pracować w zespole; potrafi oszacować czas i koszty potrzebne na realizację zleconego zadania; potrafi planować, opracować i realizować harmonogram prac zapewniający dotrzymanie terminów.</w:t>
             </w:r>
           </w:p>
         </w:tc>
@@ -4052,7 +3989,7 @@
                 <w:i w:val="0"/>
                 <w:sz w:val="22"/>
               </w:rPr>
-              <w:t>prezentacja projektu i dokumentacji; obrona projektu; raport z wykonanego zadania; ocena sporządzonego dokumentu; ocena sporządzonego oprogramowania</w:t>
+              <w:t>prezentacja projektu i dokumentacji, obrona projektu, raport z wykonanego zadania, ocena sporządzonego dokumentu, ocena sporządzonego oprogramowania</w:t>
             </w:r>
           </w:p>
         </w:tc>
@@ -4073,7 +4010,7 @@
                 <w:i w:val="0"/>
                 <w:sz w:val="22"/>
               </w:rPr>
-              <w:t>K_U10</w:t>
+              <w:t>K_U08</w:t>
             </w:r>
           </w:p>
         </w:tc>
@@ -4092,7 +4029,7 @@
                 <w:i w:val="0"/>
                 <w:sz w:val="22"/>
               </w:rPr>
-              <w:t>Student potrafi wyspecyfikować,  zaprojektować, zaimplementować, przetestować oraz debuggować program; potrafi korzystać z bibliotek, środowisk programistycznych, integrujących i uruchomieniowych.</w:t>
+              <w:t>Student potrafi analizować i wyjaśniać obserwowane zjawiska; tworzyć i weryfikować modeli świata rzeczywistego oraz posługiwać się nimi w celu predykcji zdarzeń i stanów; potrafi posłużyć się właściwe dobranymi środowiskami programistycznymi, symulatorami oraz narzędziami wspomagania komputerowego do symulacji, projektowania i analizy prostych systemów.</w:t>
             </w:r>
           </w:p>
         </w:tc>
@@ -4111,7 +4048,7 @@
                 <w:i w:val="0"/>
                 <w:sz w:val="22"/>
               </w:rPr>
-              <w:t>prezentacja projektu i dokumentacji; obrona projektu; raport z wykonanego zadania; ocena sporządzonego dokumentu; ocena sporządzonego oprogramowania</w:t>
+              <w:t>prezentacja projektu i dokumentacji, obrona projektu, raport z wykonanego zadania, ocena sporządzonego dokumentu, ocena sporządzonego oprogramowania</w:t>
             </w:r>
           </w:p>
         </w:tc>
@@ -4151,7 +4088,7 @@
                 <w:i w:val="0"/>
                 <w:sz w:val="22"/>
               </w:rPr>
-              <w:t>Student potrafi zaplanować i zrealizować prosty system oprogramowania zgodnie z metodyką obiektową, posługując się wzorcami programowymi, standardami i dobrymi praktykami programistycznymi; potrafi dobrać model procesu wytwarzania oprogramowania do specyfiki przedsięwzięcia, a także dobrać narzędzia wspomagające budowę oprogramowania.</w:t>
+              <w:t>Student potrafi wyspecyfikować,  zaprojektować, zaimplementować, przetestować oraz debuggować program; potrafi korzystać z bibliotek, środowisk programistycznych, integrujących i uruchomieniowych.</w:t>
             </w:r>
           </w:p>
         </w:tc>
@@ -4170,7 +4107,7 @@
                 <w:i w:val="0"/>
                 <w:sz w:val="22"/>
               </w:rPr>
-              <w:t>prezentacja projektu i dokumentacji; obrona projektu; raport z wykonanego zadania; ocena sporządzonego dokumentu; ocena sporządzonego oprogramowania</w:t>
+              <w:t>prezentacja projektu i dokumentacji, obrona projektu, raport z wykonanego zadania, ocena sporządzonego dokumentu, ocena sporządzonego oprogramowania</w:t>
             </w:r>
           </w:p>
         </w:tc>
@@ -4210,7 +4147,7 @@
                 <w:i w:val="0"/>
                 <w:sz w:val="22"/>
               </w:rPr>
-              <w:t>Student potrafi zaplanować i przeprowadzić procesy pozyskiwania, analizy, specyfikacji i modelowania wymagań wobec oprogramowania oraz ich pielęgnacji.</w:t>
+              <w:t>Student potrafi zaplanować i zrealizować prosty system oprogramowania zgodnie z metodyką obiektową, posługując się wzorcami programowymi, standardami i dobrymi praktykami programistycznymi; potrafi dobrać model procesu wytwarzania oprogramowania do specyfiki przedsięwzięcia, a także dobrać narzędzia wspomagające budowę oprogramowania.</w:t>
             </w:r>
           </w:p>
         </w:tc>
@@ -4229,7 +4166,7 @@
                 <w:i w:val="0"/>
                 <w:sz w:val="22"/>
               </w:rPr>
-              <w:t>prezentacja projektu i dokumentacji; obrona projektu; raport z wykonanego zadania; ocena sporządzonego dokumentu; ocena sporządzonego oprogramowania</w:t>
+              <w:t>prezentacja projektu i dokumentacji, obrona projektu, raport z wykonanego zadania, ocena sporządzonego dokumentu, ocena sporządzonego oprogramowania</w:t>
             </w:r>
           </w:p>
         </w:tc>
@@ -4269,7 +4206,7 @@
                 <w:i w:val="0"/>
                 <w:sz w:val="22"/>
               </w:rPr>
-              <w:t>Student potrafi dokonać przeglądu projektu oprogramowania i poprawić jego jakość.</w:t>
+              <w:t>Student potrafi zaplanować i przeprowadzić procesy pozyskiwania, analizy, specyfikacji i modelowania wymagań wobec oprogramowania oraz ich pielęgnacji.</w:t>
             </w:r>
           </w:p>
         </w:tc>
@@ -4288,7 +4225,7 @@
                 <w:i w:val="0"/>
                 <w:sz w:val="22"/>
               </w:rPr>
-              <w:t>prezentacja projektu i dokumentacji; obrona projektu; raport z wykonanego zadania; ocena sporządzonego dokumentu; ocena sporządzonego oprogramowania</w:t>
+              <w:t>prezentacja projektu i dokumentacji, obrona projektu, raport z wykonanego zadania, ocena sporządzonego dokumentu, ocena sporządzonego oprogramowania</w:t>
             </w:r>
           </w:p>
         </w:tc>
@@ -4328,7 +4265,7 @@
                 <w:i w:val="0"/>
                 <w:sz w:val="22"/>
               </w:rPr>
-              <w:t>Student potrafi zaplanować i przeprowadzić proces integracji, oceny i realizacji planu testowania oraz dokonać diagnozy defektów.</w:t>
+              <w:t>Student potrafi dokonać przeglądu projektu oprogramowania i poprawić jego jakość.</w:t>
             </w:r>
           </w:p>
         </w:tc>
@@ -4347,7 +4284,7 @@
                 <w:i w:val="0"/>
                 <w:sz w:val="22"/>
               </w:rPr>
-              <w:t>prezentacja projektu i dokumentacji; obrona projektu; raport z wykonanego zadania; ocena sporządzonego dokumentu; ocena sporządzonego oprogramowania</w:t>
+              <w:t>prezentacja projektu i dokumentacji, obrona projektu, raport z wykonanego zadania, ocena sporządzonego dokumentu, ocena sporządzonego oprogramowania</w:t>
             </w:r>
           </w:p>
         </w:tc>
@@ -4387,6 +4324,65 @@
                 <w:i w:val="0"/>
                 <w:sz w:val="22"/>
               </w:rPr>
+              <w:t>Student potrafi zaplanować i przeprowadzić proces integracji, oceny i realizacji planu testowania oraz dokonać diagnozy defektów.</w:t>
+            </w:r>
+          </w:p>
+        </w:tc>
+        <w:tc>
+          <w:tcPr>
+            <w:tcW w:type="dxa" w:w="3324"/>
+          </w:tcPr>
+          <w:p>
+            <w:pPr>
+              <w:spacing w:before="20" w:after="20"/>
+            </w:pPr>
+            <w:r>
+              <w:rPr>
+                <w:rFonts w:ascii="Aptos" w:hAnsi="Aptos"/>
+                <w:b w:val="0"/>
+                <w:i w:val="0"/>
+                <w:sz w:val="22"/>
+              </w:rPr>
+              <w:t>prezentacja projektu i dokumentacji, obrona projektu, raport z wykonanego zadania, ocena sporządzonego dokumentu, ocena sporządzonego oprogramowania</w:t>
+            </w:r>
+          </w:p>
+        </w:tc>
+      </w:tr>
+      <w:tr>
+        <w:tc>
+          <w:tcPr>
+            <w:tcW w:type="dxa" w:w="3324"/>
+          </w:tcPr>
+          <w:p>
+            <w:pPr>
+              <w:spacing w:before="20" w:after="20"/>
+            </w:pPr>
+            <w:r>
+              <w:rPr>
+                <w:rFonts w:ascii="Aptos" w:hAnsi="Aptos"/>
+                <w:b w:val="0"/>
+                <w:i w:val="0"/>
+                <w:sz w:val="22"/>
+              </w:rPr>
+              <w:t>K_U26</w:t>
+            </w:r>
+          </w:p>
+        </w:tc>
+        <w:tc>
+          <w:tcPr>
+            <w:tcW w:type="dxa" w:w="3324"/>
+          </w:tcPr>
+          <w:p>
+            <w:pPr>
+              <w:spacing w:before="20" w:after="20"/>
+            </w:pPr>
+            <w:r>
+              <w:rPr>
+                <w:rFonts w:ascii="Aptos" w:hAnsi="Aptos"/>
+                <w:b w:val="0"/>
+                <w:i w:val="0"/>
+                <w:sz w:val="22"/>
+              </w:rPr>
               <w:t>Student potrafi zaplanować i wytworzyć podstawowe dokumenty związane z realizacją prostego przedsięwzięcia informatycznego, wstępnie ocenić efekty ekonomiczne i społeczne przedsięwzięcia oraz ich wpływ na udziałowców;</w:t>
             </w:r>
           </w:p>
@@ -4406,7 +4402,7 @@
                 <w:i w:val="0"/>
                 <w:sz w:val="22"/>
               </w:rPr>
-              <w:t>prezentacja projektu i dokumentacji; obrona projektu; raport z wykonanego zadania; ocena sporządzonego dokumentu; ocena sporządzonego oprogramowania</w:t>
+              <w:t>prezentacja projektu i dokumentacji, obrona projektu, raport z wykonanego zadania, ocena sporządzonego dokumentu, ocena sporządzonego oprogramowania</w:t>
             </w:r>
           </w:p>
         </w:tc>
@@ -4465,7 +4461,7 @@
                 <w:i w:val="0"/>
                 <w:sz w:val="22"/>
               </w:rPr>
-              <w:t>prezentacja projektu i dokumentacji; obrona projektu; raport z wykonanego zadania; ocena sporządzonego dokumentu; ocena sporządzonego oprogramowania</w:t>
+              <w:t>prezentacja projektu i dokumentacji, obrona projektu, raport z wykonanego zadania, ocena sporządzonego dokumentu, ocena sporządzonego oprogramowania</w:t>
             </w:r>
           </w:p>
         </w:tc>
@@ -4591,7 +4587,7 @@
                 <w:i w:val="0"/>
                 <w:sz w:val="22"/>
               </w:rPr>
-              <w:t>K_K03</w:t>
+              <w:t>K_K04</w:t>
             </w:r>
           </w:p>
         </w:tc>
@@ -4629,7 +4625,7 @@
                 <w:i w:val="0"/>
                 <w:sz w:val="22"/>
               </w:rPr>
-              <w:t>prezentacja projektu i dokumentacji; obrona projektu; raport z wykonanego zadania; ocena sporządzonego dokumentu; ocena sporządzonego oprogramowania</w:t>
+              <w:t>prezentacja projektu i dokumentacji, obrona projektu, raport z wykonanego zadania, ocena sporządzonego dokumentu, ocena sporządzonego oprogramowania</w:t>
             </w:r>
           </w:p>
         </w:tc>
@@ -4650,7 +4646,7 @@
                 <w:i w:val="0"/>
                 <w:sz w:val="22"/>
               </w:rPr>
-              <w:t>K_K04</w:t>
+              <w:t>K_K05</w:t>
             </w:r>
           </w:p>
         </w:tc>
@@ -4688,7 +4684,7 @@
                 <w:i w:val="0"/>
                 <w:sz w:val="22"/>
               </w:rPr>
-              <w:t>prezentacja projektu i dokumentacji; obrona projektu; raport z wykonanego zadania; ocena sporządzonego dokumentu; ocena sporządzonego oprogramowania</w:t>
+              <w:t>prezentacja projektu i dokumentacji, obrona projektu, raport z wykonanego zadania, ocena sporządzonego dokumentu, ocena sporządzonego oprogramowania</w:t>
             </w:r>
           </w:p>
         </w:tc>

--- a/public/assets/files/niestacjonarne/PRO.docx
+++ b/public/assets/files/niestacjonarne/PRO.docx
@@ -1999,14 +1999,13 @@
       </w:tblPr>
       <w:tblGrid>
         <w:gridCol w:w="680"/>
-        <w:gridCol w:w="4536"/>
-        <w:gridCol w:w="4252"/>
+        <w:gridCol w:w="8788"/>
       </w:tblGrid>
       <w:tr>
         <w:tc>
           <w:tcPr>
             <w:tcW w:type="dxa" w:w="9468"/>
-            <w:gridSpan w:val="3"/>
+            <w:gridSpan w:val="2"/>
             <w:shd w:val="clear" w:color="auto" w:fill="D9D9D9"/>
           </w:tcPr>
           <w:p>
@@ -2048,7 +2047,7 @@
         </w:tc>
         <w:tc>
           <w:tcPr>
-            <w:tcW w:type="dxa" w:w="4536"/>
+            <w:tcW w:type="dxa" w:w="8788"/>
             <w:shd w:val="clear" w:color="auto" w:fill="D9D9D9"/>
           </w:tcPr>
           <w:p>
@@ -2062,27 +2061,7 @@
                 <w:i w:val="0"/>
                 <w:sz w:val="16"/>
               </w:rPr>
-              <w:t>Wykład</w:t>
-            </w:r>
-          </w:p>
-        </w:tc>
-        <w:tc>
-          <w:tcPr>
-            <w:tcW w:type="dxa" w:w="4252"/>
-            <w:shd w:val="clear" w:color="auto" w:fill="D9D9D9"/>
-          </w:tcPr>
-          <w:p>
-            <w:pPr>
-              <w:spacing w:before="20" w:after="20"/>
-            </w:pPr>
-            <w:r>
-              <w:rPr>
-                <w:rFonts w:ascii="Aptos" w:hAnsi="Aptos"/>
-                <w:b/>
-                <w:i w:val="0"/>
-                <w:sz w:val="16"/>
-              </w:rPr>
-              <w:t>Ćwiczenia / Laboratorium / Pracownia</w:t>
+              <w:t>Treści programowe</w:t>
             </w:r>
           </w:p>
         </w:tc>
@@ -2109,7 +2088,7 @@
         </w:tc>
         <w:tc>
           <w:tcPr>
-            <w:tcW w:type="dxa" w:w="4536"/>
+            <w:tcW w:type="dxa" w:w="8788"/>
           </w:tcPr>
           <w:p>
             <w:pPr>
@@ -2123,24 +2102,6 @@
                 <w:sz w:val="22"/>
               </w:rPr>
               <w:t>Projekt</w:t>
-            </w:r>
-          </w:p>
-        </w:tc>
-        <w:tc>
-          <w:tcPr>
-            <w:tcW w:type="dxa" w:w="4252"/>
-          </w:tcPr>
-          <w:p>
-            <w:pPr>
-              <w:spacing w:before="20" w:after="20"/>
-            </w:pPr>
-            <w:r>
-              <w:rPr>
-                <w:rFonts w:ascii="Aptos" w:hAnsi="Aptos"/>
-                <w:b w:val="0"/>
-                <w:i w:val="0"/>
-                <w:sz w:val="22"/>
-              </w:rPr>
             </w:r>
           </w:p>
         </w:tc>
@@ -2167,7 +2128,7 @@
         </w:tc>
         <w:tc>
           <w:tcPr>
-            <w:tcW w:type="dxa" w:w="4536"/>
+            <w:tcW w:type="dxa" w:w="8788"/>
           </w:tcPr>
           <w:p>
             <w:pPr>
@@ -2181,24 +2142,6 @@
                 <w:sz w:val="22"/>
               </w:rPr>
               <w:t>Konstrukcja aplikacji w oparciu o przyjętą metodykę, wzorce (analityczne, projektowe) frameworki i komponenty + dokumentacja projektu</w:t>
-            </w:r>
-          </w:p>
-        </w:tc>
-        <w:tc>
-          <w:tcPr>
-            <w:tcW w:type="dxa" w:w="4252"/>
-          </w:tcPr>
-          <w:p>
-            <w:pPr>
-              <w:spacing w:before="20" w:after="20"/>
-            </w:pPr>
-            <w:r>
-              <w:rPr>
-                <w:rFonts w:ascii="Aptos" w:hAnsi="Aptos"/>
-                <w:b w:val="0"/>
-                <w:i w:val="0"/>
-                <w:sz w:val="22"/>
-              </w:rPr>
             </w:r>
           </w:p>
         </w:tc>
@@ -2225,7 +2168,7 @@
         </w:tc>
         <w:tc>
           <w:tcPr>
-            <w:tcW w:type="dxa" w:w="4536"/>
+            <w:tcW w:type="dxa" w:w="8788"/>
           </w:tcPr>
           <w:p>
             <w:pPr>
@@ -2239,24 +2182,6 @@
                 <w:sz w:val="22"/>
               </w:rPr>
               <w:t>1. Wprowadzenie, zasady zaliczenia przedmiotu. Założenia prac projektowych, ich prowadzenia i dokumentowania. Zapoznanie się z dostępnym środowiskiem. Dyskusja nad sformułowaniami projektów i grup projektowych. Opis projektu, założenia projektowe Analiza dokumentacji przykładowych rozwiązań projektowych.</w:t>
-            </w:r>
-          </w:p>
-        </w:tc>
-        <w:tc>
-          <w:tcPr>
-            <w:tcW w:type="dxa" w:w="4252"/>
-          </w:tcPr>
-          <w:p>
-            <w:pPr>
-              <w:spacing w:before="20" w:after="20"/>
-            </w:pPr>
-            <w:r>
-              <w:rPr>
-                <w:rFonts w:ascii="Aptos" w:hAnsi="Aptos"/>
-                <w:b w:val="0"/>
-                <w:i w:val="0"/>
-                <w:sz w:val="22"/>
-              </w:rPr>
             </w:r>
           </w:p>
         </w:tc>
@@ -2283,7 +2208,7 @@
         </w:tc>
         <w:tc>
           <w:tcPr>
-            <w:tcW w:type="dxa" w:w="4536"/>
+            <w:tcW w:type="dxa" w:w="8788"/>
           </w:tcPr>
           <w:p>
             <w:pPr>
@@ -2297,24 +2222,6 @@
                 <w:sz w:val="22"/>
               </w:rPr>
               <w:t>2. Praca nad projektem: Identyfikacja problemu. Kontekst i udziałowcy problemu; klient projektu. Wzbogacony wizerunek, definicja i wizja systemu, zakres systemu, rodzaj produktu. Przygotowanie Dokumentu Założeń Wstępnych</w:t>
-            </w:r>
-          </w:p>
-        </w:tc>
-        <w:tc>
-          <w:tcPr>
-            <w:tcW w:type="dxa" w:w="4252"/>
-          </w:tcPr>
-          <w:p>
-            <w:pPr>
-              <w:spacing w:before="20" w:after="20"/>
-            </w:pPr>
-            <w:r>
-              <w:rPr>
-                <w:rFonts w:ascii="Aptos" w:hAnsi="Aptos"/>
-                <w:b w:val="0"/>
-                <w:i w:val="0"/>
-                <w:sz w:val="22"/>
-              </w:rPr>
             </w:r>
           </w:p>
         </w:tc>
@@ -2341,7 +2248,7 @@
         </w:tc>
         <w:tc>
           <w:tcPr>
-            <w:tcW w:type="dxa" w:w="4536"/>
+            <w:tcW w:type="dxa" w:w="8788"/>
           </w:tcPr>
           <w:p>
             <w:pPr>
@@ -2355,24 +2262,6 @@
                 <w:sz w:val="22"/>
               </w:rPr>
               <w:t>3. Specyfikacja wymagań na system, podział i analiza wymagań. User stories. Studium wykonalności projektu; analiza organizacyjna, mikro i makrootoczenie projektu; dyskusja wariantów rozwiązania. Dobór strategii realizacji projektu w zależności od rodzaju produktu. Debata</w:t>
-            </w:r>
-          </w:p>
-        </w:tc>
-        <w:tc>
-          <w:tcPr>
-            <w:tcW w:type="dxa" w:w="4252"/>
-          </w:tcPr>
-          <w:p>
-            <w:pPr>
-              <w:spacing w:before="20" w:after="20"/>
-            </w:pPr>
-            <w:r>
-              <w:rPr>
-                <w:rFonts w:ascii="Aptos" w:hAnsi="Aptos"/>
-                <w:b w:val="0"/>
-                <w:i w:val="0"/>
-                <w:sz w:val="22"/>
-              </w:rPr>
             </w:r>
           </w:p>
         </w:tc>
@@ -2399,7 +2288,7 @@
         </w:tc>
         <w:tc>
           <w:tcPr>
-            <w:tcW w:type="dxa" w:w="4536"/>
+            <w:tcW w:type="dxa" w:w="8788"/>
           </w:tcPr>
           <w:p>
             <w:pPr>
@@ -2413,24 +2302,6 @@
                 <w:sz w:val="22"/>
               </w:rPr>
               <w:t>4. Modelowanie systemu (przypadki użycia, diagramy sekwencji i/lub czynności). Logiczny diagram klas</w:t>
-            </w:r>
-          </w:p>
-        </w:tc>
-        <w:tc>
-          <w:tcPr>
-            <w:tcW w:type="dxa" w:w="4252"/>
-          </w:tcPr>
-          <w:p>
-            <w:pPr>
-              <w:spacing w:before="20" w:after="20"/>
-            </w:pPr>
-            <w:r>
-              <w:rPr>
-                <w:rFonts w:ascii="Aptos" w:hAnsi="Aptos"/>
-                <w:b w:val="0"/>
-                <w:i w:val="0"/>
-                <w:sz w:val="22"/>
-              </w:rPr>
             </w:r>
           </w:p>
         </w:tc>
@@ -2457,7 +2328,7 @@
         </w:tc>
         <w:tc>
           <w:tcPr>
-            <w:tcW w:type="dxa" w:w="4536"/>
+            <w:tcW w:type="dxa" w:w="8788"/>
           </w:tcPr>
           <w:p>
             <w:pPr>
@@ -2471,24 +2342,6 @@
                 <w:sz w:val="22"/>
               </w:rPr>
               <w:t>5. Modelowanie systemu. Architektura systemu: podział na podsystemy i komponenty. Projekt bazy danych.</w:t>
-            </w:r>
-          </w:p>
-        </w:tc>
-        <w:tc>
-          <w:tcPr>
-            <w:tcW w:type="dxa" w:w="4252"/>
-          </w:tcPr>
-          <w:p>
-            <w:pPr>
-              <w:spacing w:before="20" w:after="20"/>
-            </w:pPr>
-            <w:r>
-              <w:rPr>
-                <w:rFonts w:ascii="Aptos" w:hAnsi="Aptos"/>
-                <w:b w:val="0"/>
-                <w:i w:val="0"/>
-                <w:sz w:val="22"/>
-              </w:rPr>
             </w:r>
           </w:p>
         </w:tc>
@@ -2515,7 +2368,7 @@
         </w:tc>
         <w:tc>
           <w:tcPr>
-            <w:tcW w:type="dxa" w:w="4536"/>
+            <w:tcW w:type="dxa" w:w="8788"/>
           </w:tcPr>
           <w:p>
             <w:pPr>
@@ -2529,24 +2382,6 @@
                 <w:sz w:val="22"/>
               </w:rPr>
               <w:t>6. Harmonogram prac implementacyjnych, integracji, testowania oraz dodatkowej dokumentacji z podziałem na członków zespołu i ich role.</w:t>
-            </w:r>
-          </w:p>
-        </w:tc>
-        <w:tc>
-          <w:tcPr>
-            <w:tcW w:type="dxa" w:w="4252"/>
-          </w:tcPr>
-          <w:p>
-            <w:pPr>
-              <w:spacing w:before="20" w:after="20"/>
-            </w:pPr>
-            <w:r>
-              <w:rPr>
-                <w:rFonts w:ascii="Aptos" w:hAnsi="Aptos"/>
-                <w:b w:val="0"/>
-                <w:i w:val="0"/>
-                <w:sz w:val="22"/>
-              </w:rPr>
             </w:r>
           </w:p>
         </w:tc>
@@ -2573,7 +2408,7 @@
         </w:tc>
         <w:tc>
           <w:tcPr>
-            <w:tcW w:type="dxa" w:w="4536"/>
+            <w:tcW w:type="dxa" w:w="8788"/>
           </w:tcPr>
           <w:p>
             <w:pPr>
@@ -2587,24 +2422,6 @@
                 <w:sz w:val="22"/>
               </w:rPr>
               <w:t>7. Konfiguracja środowiska programistycznego i technologicznego.</w:t>
-            </w:r>
-          </w:p>
-        </w:tc>
-        <w:tc>
-          <w:tcPr>
-            <w:tcW w:type="dxa" w:w="4252"/>
-          </w:tcPr>
-          <w:p>
-            <w:pPr>
-              <w:spacing w:before="20" w:after="20"/>
-            </w:pPr>
-            <w:r>
-              <w:rPr>
-                <w:rFonts w:ascii="Aptos" w:hAnsi="Aptos"/>
-                <w:b w:val="0"/>
-                <w:i w:val="0"/>
-                <w:sz w:val="22"/>
-              </w:rPr>
             </w:r>
           </w:p>
         </w:tc>
@@ -2631,7 +2448,7 @@
         </w:tc>
         <w:tc>
           <w:tcPr>
-            <w:tcW w:type="dxa" w:w="4536"/>
+            <w:tcW w:type="dxa" w:w="8788"/>
           </w:tcPr>
           <w:p>
             <w:pPr>
@@ -2645,24 +2462,6 @@
                 <w:sz w:val="22"/>
               </w:rPr>
               <w:t>8. Prace implementacyjne. Realizacja zadań projektowych wg. Harmonogramu.</w:t>
-            </w:r>
-          </w:p>
-        </w:tc>
-        <w:tc>
-          <w:tcPr>
-            <w:tcW w:type="dxa" w:w="4252"/>
-          </w:tcPr>
-          <w:p>
-            <w:pPr>
-              <w:spacing w:before="20" w:after="20"/>
-            </w:pPr>
-            <w:r>
-              <w:rPr>
-                <w:rFonts w:ascii="Aptos" w:hAnsi="Aptos"/>
-                <w:b w:val="0"/>
-                <w:i w:val="0"/>
-                <w:sz w:val="22"/>
-              </w:rPr>
             </w:r>
           </w:p>
         </w:tc>
@@ -2689,7 +2488,7 @@
         </w:tc>
         <w:tc>
           <w:tcPr>
-            <w:tcW w:type="dxa" w:w="4536"/>
+            <w:tcW w:type="dxa" w:w="8788"/>
           </w:tcPr>
           <w:p>
             <w:pPr>
@@ -2703,24 +2502,6 @@
                 <w:sz w:val="22"/>
               </w:rPr>
               <w:t>9. Prace implementacyjne. Realizacja zadań projektowych wg. Harmonogramu.</w:t>
-            </w:r>
-          </w:p>
-        </w:tc>
-        <w:tc>
-          <w:tcPr>
-            <w:tcW w:type="dxa" w:w="4252"/>
-          </w:tcPr>
-          <w:p>
-            <w:pPr>
-              <w:spacing w:before="20" w:after="20"/>
-            </w:pPr>
-            <w:r>
-              <w:rPr>
-                <w:rFonts w:ascii="Aptos" w:hAnsi="Aptos"/>
-                <w:b w:val="0"/>
-                <w:i w:val="0"/>
-                <w:sz w:val="22"/>
-              </w:rPr>
             </w:r>
           </w:p>
         </w:tc>
@@ -2747,7 +2528,7 @@
         </w:tc>
         <w:tc>
           <w:tcPr>
-            <w:tcW w:type="dxa" w:w="4536"/>
+            <w:tcW w:type="dxa" w:w="8788"/>
           </w:tcPr>
           <w:p>
             <w:pPr>
@@ -2761,24 +2542,6 @@
                 <w:sz w:val="22"/>
               </w:rPr>
               <w:t>10. Prace implementacyjne. Wstępna ocena postępów, analiza zagrożeń.</w:t>
-            </w:r>
-          </w:p>
-        </w:tc>
-        <w:tc>
-          <w:tcPr>
-            <w:tcW w:type="dxa" w:w="4252"/>
-          </w:tcPr>
-          <w:p>
-            <w:pPr>
-              <w:spacing w:before="20" w:after="20"/>
-            </w:pPr>
-            <w:r>
-              <w:rPr>
-                <w:rFonts w:ascii="Aptos" w:hAnsi="Aptos"/>
-                <w:b w:val="0"/>
-                <w:i w:val="0"/>
-                <w:sz w:val="22"/>
-              </w:rPr>
             </w:r>
           </w:p>
         </w:tc>
@@ -2805,7 +2568,7 @@
         </w:tc>
         <w:tc>
           <w:tcPr>
-            <w:tcW w:type="dxa" w:w="4536"/>
+            <w:tcW w:type="dxa" w:w="8788"/>
           </w:tcPr>
           <w:p>
             <w:pPr>
@@ -2819,24 +2582,6 @@
                 <w:sz w:val="22"/>
               </w:rPr>
               <w:t>11. Implementacja i integracja oprogramowania.</w:t>
-            </w:r>
-          </w:p>
-        </w:tc>
-        <w:tc>
-          <w:tcPr>
-            <w:tcW w:type="dxa" w:w="4252"/>
-          </w:tcPr>
-          <w:p>
-            <w:pPr>
-              <w:spacing w:before="20" w:after="20"/>
-            </w:pPr>
-            <w:r>
-              <w:rPr>
-                <w:rFonts w:ascii="Aptos" w:hAnsi="Aptos"/>
-                <w:b w:val="0"/>
-                <w:i w:val="0"/>
-                <w:sz w:val="22"/>
-              </w:rPr>
             </w:r>
           </w:p>
         </w:tc>
@@ -2863,7 +2608,7 @@
         </w:tc>
         <w:tc>
           <w:tcPr>
-            <w:tcW w:type="dxa" w:w="4536"/>
+            <w:tcW w:type="dxa" w:w="8788"/>
           </w:tcPr>
           <w:p>
             <w:pPr>
@@ -2877,24 +2622,6 @@
                 <w:sz w:val="22"/>
               </w:rPr>
               <w:t>12. Implementacja i integracja. Inspekcja kodu. Analiza bezpieczeństwa.</w:t>
-            </w:r>
-          </w:p>
-        </w:tc>
-        <w:tc>
-          <w:tcPr>
-            <w:tcW w:type="dxa" w:w="4252"/>
-          </w:tcPr>
-          <w:p>
-            <w:pPr>
-              <w:spacing w:before="20" w:after="20"/>
-            </w:pPr>
-            <w:r>
-              <w:rPr>
-                <w:rFonts w:ascii="Aptos" w:hAnsi="Aptos"/>
-                <w:b w:val="0"/>
-                <w:i w:val="0"/>
-                <w:sz w:val="22"/>
-              </w:rPr>
             </w:r>
           </w:p>
         </w:tc>
@@ -2921,7 +2648,7 @@
         </w:tc>
         <w:tc>
           <w:tcPr>
-            <w:tcW w:type="dxa" w:w="4536"/>
+            <w:tcW w:type="dxa" w:w="8788"/>
           </w:tcPr>
           <w:p>
             <w:pPr>
@@ -2935,24 +2662,6 @@
                 <w:sz w:val="22"/>
               </w:rPr>
               <w:t>13. Ocena i poprawa jakości oprogramowania. Scenariusze testów. Testowanie i walidacja oprogramowania; przygotowanie raportu z przeprowadzonych testów.</w:t>
-            </w:r>
-          </w:p>
-        </w:tc>
-        <w:tc>
-          <w:tcPr>
-            <w:tcW w:type="dxa" w:w="4252"/>
-          </w:tcPr>
-          <w:p>
-            <w:pPr>
-              <w:spacing w:before="20" w:after="20"/>
-            </w:pPr>
-            <w:r>
-              <w:rPr>
-                <w:rFonts w:ascii="Aptos" w:hAnsi="Aptos"/>
-                <w:b w:val="0"/>
-                <w:i w:val="0"/>
-                <w:sz w:val="22"/>
-              </w:rPr>
             </w:r>
           </w:p>
         </w:tc>
@@ -2979,7 +2688,7 @@
         </w:tc>
         <w:tc>
           <w:tcPr>
-            <w:tcW w:type="dxa" w:w="4536"/>
+            <w:tcW w:type="dxa" w:w="8788"/>
           </w:tcPr>
           <w:p>
             <w:pPr>
@@ -2993,24 +2702,6 @@
                 <w:sz w:val="22"/>
               </w:rPr>
               <w:t>14. Finalizacja prac implementacyjnych i dokumentacyjnych; odbiór techniczny, przygotowanie raportu końcowego.</w:t>
-            </w:r>
-          </w:p>
-        </w:tc>
-        <w:tc>
-          <w:tcPr>
-            <w:tcW w:type="dxa" w:w="4252"/>
-          </w:tcPr>
-          <w:p>
-            <w:pPr>
-              <w:spacing w:before="20" w:after="20"/>
-            </w:pPr>
-            <w:r>
-              <w:rPr>
-                <w:rFonts w:ascii="Aptos" w:hAnsi="Aptos"/>
-                <w:b w:val="0"/>
-                <w:i w:val="0"/>
-                <w:sz w:val="22"/>
-              </w:rPr>
             </w:r>
           </w:p>
         </w:tc>
@@ -3037,7 +2728,7 @@
         </w:tc>
         <w:tc>
           <w:tcPr>
-            <w:tcW w:type="dxa" w:w="4536"/>
+            <w:tcW w:type="dxa" w:w="8788"/>
           </w:tcPr>
           <w:p>
             <w:pPr>
@@ -3051,24 +2742,6 @@
                 <w:sz w:val="22"/>
               </w:rPr>
               <w:t>15. Prezentacja, omówienie i podsumowanie projektów. Zaliczenie przedmiotu.</w:t>
-            </w:r>
-          </w:p>
-        </w:tc>
-        <w:tc>
-          <w:tcPr>
-            <w:tcW w:type="dxa" w:w="4252"/>
-          </w:tcPr>
-          <w:p>
-            <w:pPr>
-              <w:spacing w:before="20" w:after="20"/>
-            </w:pPr>
-            <w:r>
-              <w:rPr>
-                <w:rFonts w:ascii="Aptos" w:hAnsi="Aptos"/>
-                <w:b w:val="0"/>
-                <w:i w:val="0"/>
-                <w:sz w:val="22"/>
-              </w:rPr>
             </w:r>
           </w:p>
         </w:tc>
